--- a/Postari-TikTok-Cramele-Odobesti.docx
+++ b/Postari-TikTok-Cramele-Odobesti.docx
@@ -51,7 +51,7 @@
           <w:sz w:val="25"/>
           <w:szCs w:val="25"/>
         </w:rPr>
-        <w:t xml:space="preserve">Douăsprezece scenarii video, cu plan de filmare și strategie de vânzare</w:t>
+        <w:t xml:space="preserve">Treisprezece scenarii video, cu plan de filmare și strategie de vânzare</w:t>
       </w:r>
     </w:p>
     <w:p>
@@ -399,6 +399,25 @@
           <w:sz w:val="21"/>
           <w:szCs w:val="21"/>
         </w:rPr>
+        <w:t xml:space="preserve">Nicio mențiune de sănătate, nici rostită, nici scrisă pe ecran. Legislația europeană le interzice complet pe băuturile cu peste 1,2% alcool, iar formulările indirecte — „nu te doare capul", „sănătos", „cu aport de sănătate" — intră în aceeași categorie. Vorbiți despre ce puneți pe viță, nu despre ce simte cel care bea.</w:t>
+      </w:r>
+    </w:p>
+    <w:p>
+      <w:pPr>
+        <w:pStyle w:val="ListParagraph"/>
+        <w:numPr>
+          <w:ilvl w:val="0"/>
+          <w:numId w:val="2"/>
+        </w:numPr>
+        <w:spacing w:after="90" w:line="276"/>
+      </w:pPr>
+      <w:r>
+        <w:rPr>
+          <w:rFonts w:ascii="Calibri" w:cs="Calibri" w:eastAsia="Calibri" w:hAnsi="Calibri"/>
+          <w:color w:val="262626"/>
+          <w:sz w:val="21"/>
+          <w:szCs w:val="21"/>
+        </w:rPr>
         <w:t xml:space="preserve">Activați în setările contului restricționarea la public adult și marcați conținutul ca fiind pentru adulți acolo unde platforma o permite.</w:t>
       </w:r>
     </w:p>
@@ -533,7 +552,39 @@
                 <w:sz w:val="22"/>
                 <w:szCs w:val="22"/>
               </w:rPr>
-              <w:t xml:space="preserve">Un an. O suprafață. Două cifre pe care un concurent trecut pe bio anul trecut nu le poate revendica niciodată.</w:t>
+              <w:t xml:space="preserve">Stropiri reduse la minimul necesar, cu macerate de plante preparate în cramă. Fără insecticide, fără erbicide, fără îngrășăminte de sinteză — cu pierderi de producție asumate în fiecare an.</w:t>
+            </w:r>
+          </w:p>
+          <w:p>
+            <w:pPr>
+              <w:spacing w:after="0" w:line="288"/>
+            </w:pPr>
+            <w:r>
+              <w:rPr>
+                <w:rFonts w:ascii="Calibri" w:cs="Calibri" w:eastAsia="Calibri" w:hAnsi="Calibri"/>
+                <w:i w:val="false"/>
+                <w:iCs w:val="false"/>
+                <w:color w:val="262626"/>
+                <w:sz w:val="22"/>
+                <w:szCs w:val="22"/>
+              </w:rPr>
+              <w:t xml:space="preserve"> </w:t>
+            </w:r>
+          </w:p>
+          <w:p>
+            <w:pPr>
+              <w:spacing w:after="100" w:line="288"/>
+            </w:pPr>
+            <w:r>
+              <w:rPr>
+                <w:rFonts w:ascii="Calibri" w:cs="Calibri" w:eastAsia="Calibri" w:hAnsi="Calibri"/>
+                <w:i w:val="false"/>
+                <w:iCs w:val="false"/>
+                <w:color w:val="262626"/>
+                <w:sz w:val="22"/>
+                <w:szCs w:val="22"/>
+              </w:rPr>
+              <w:t xml:space="preserve">„Ne doare pe noi capul, ca să nu fie nevoie de scurtături."</w:t>
             </w:r>
           </w:p>
         </w:tc>
@@ -550,7 +601,7 @@
           <w:sz w:val="21"/>
           <w:szCs w:val="21"/>
         </w:rPr>
-        <w:t xml:space="preserve">Acesta este mesajul care se repetă, sub forme diferite, în tot contul. Nu ca slogan, ci ca detaliu concret: anul în care s-a făcut conversia, ce s-a pierdut din producție ca să fie posibilă, cum arată solul dintre rânduri după cincisprezece ani fără erbicide, cine vine să verifice certificarea.</w:t>
+        <w:t xml:space="preserve">Acesta este mesajul care se repetă, sub forme diferite, în tot contul. Nu ca slogan, ci ca detaliu concret: anul conversiei, plantele puse la macerat în butoi, stropirea făcută doar când via chiar are nevoie, producția pierdută ca să fie posibil, cine vine să verifice certificarea.</w:t>
       </w:r>
     </w:p>
     <w:p>
@@ -564,7 +615,21 @@
           <w:sz w:val="21"/>
           <w:szCs w:val="21"/>
         </w:rPr>
-        <w:t xml:space="preserve">Alături de el stă al doilea avantaj: portofoliul de soiuri românești rare — Zghihara, Crâmpoșie, Băbească Gri, Cadarcă — pe care majoritatea podgoriilor le-au abandonat. Împreună, cele două dau o poziție pe care nimeni altcineva din România nu o ocupă: cea mai veche experiență bio pe suprafață mare, aplicată celor mai puțin obișnuite soiuri autohtone.</w:t>
+        <w:t xml:space="preserve">Fraza-semnătură este cea mai bună pe care o are crama, fiindcă spune efortul fără să se laude cu el. Rostită de om, în vie, cu mâinile murdare, valorează mai mult decât orice text scris.</w:t>
+      </w:r>
+    </w:p>
+    <w:p>
+      <w:pPr>
+        <w:spacing w:after="130" w:line="288"/>
+      </w:pPr>
+      <w:r>
+        <w:rPr>
+          <w:rFonts w:ascii="Calibri" w:cs="Calibri" w:eastAsia="Calibri" w:hAnsi="Calibri"/>
+          <w:color w:val="262626"/>
+          <w:sz w:val="21"/>
+          <w:szCs w:val="21"/>
+        </w:rPr>
+        <w:t xml:space="preserve">Alături de metodă stă al doilea avantaj: portofoliul de soiuri românești rare — Zghihara, Crâmpoșie, Băbească Gri, Cadarcă — pe care majoritatea podgoriilor le-au abandonat. Împreună, dau o poziție pe care nimeni altcineva din România nu o ocupă: cea mai veche experiență bio pe suprafață mare, aplicată celor mai puțin obișnuite soiuri autohtone.</w:t>
       </w:r>
     </w:p>
     <w:p>
@@ -584,7 +649,27 @@
           <w:sz w:val="19"/>
           <w:szCs w:val="19"/>
         </w:rPr>
-        <w:t xml:space="preserve">Verificați formularea exactă cu care comunicați pionieratul, ca să corespundă documentelor de certificare. „Printre primii din România pe suprafețe de peste 15 hectare" este o afirmație prudentă și susținută; evitați formulări absolute de tipul „primii din țară", dacă nu le puteți proba.</w:t>
+        <w:t xml:space="preserve">Fraza-semnătură funcționează atâta timp cât rămâne despre efortul vostru. Transformată în promisiune către consumator — „nu te doare capul de la vinul nostru" — devine mențiune de sănătate, interzisă prin lege pe băuturile cu peste 1,2% alcool, și motiv de eliminare a clipului. Aceeași regulă se aplică formulărilor „sănătos" sau „cu aport de sănătate". Descrieți metoda, nu efectul.</w:t>
+      </w:r>
+    </w:p>
+    <w:p>
+      <w:pPr>
+        <w:pBdr>
+          <w:left w:val="single" w:color="9A7B27" w:sz="10" w:space="10"/>
+        </w:pBdr>
+        <w:spacing w:after="140" w:before="120" w:line="276"/>
+        <w:ind w:left="200"/>
+      </w:pPr>
+      <w:r>
+        <w:rPr>
+          <w:rFonts w:ascii="Calibri" w:cs="Calibri" w:eastAsia="Calibri" w:hAnsi="Calibri"/>
+          <w:i/>
+          <w:iCs/>
+          <w:color w:val="6E6E6E"/>
+          <w:sz w:val="19"/>
+          <w:szCs w:val="19"/>
+        </w:rPr>
+        <w:t xml:space="preserve">Verificați formularea cu care comunicați pionieratul, ca să corespundă documentelor de certificare. „Printre primii din România pe suprafețe de peste 15 hectare" este prudentă și susținută; evitați „primii din țară", dacă nu o puteți proba.</w:t>
       </w:r>
     </w:p>
     <w:p>
@@ -648,7 +733,7 @@
           <w:sz w:val="21"/>
           <w:szCs w:val="21"/>
         </w:rPr>
-        <w:t xml:space="preserve">unsprezece clipuri din douăsprezece nu vând nimic. Educă, arată locul, prezintă oamenii. Aici se câștigă distribuția.</w:t>
+        <w:t xml:space="preserve">douăsprezece clipuri din treisprezece nu vând nimic. Educă, arată locul, prezintă oamenii. Aici se câștigă distribuția.</w:t>
       </w:r>
     </w:p>
     <w:p>
@@ -936,7 +1021,7 @@
           <w:sz w:val="30"/>
           <w:szCs w:val="30"/>
         </w:rPr>
-        <w:t xml:space="preserve">Cele douăsprezece scenarii</w:t>
+        <w:t xml:space="preserve">Cele treisprezece scenarii</w:t>
       </w:r>
     </w:p>
     <w:p>
@@ -2196,7 +2281,7 @@
           <w:sz w:val="25"/>
           <w:szCs w:val="25"/>
         </w:rPr>
-        <w:t xml:space="preserve">3. Cules — o zi întreagă în 30 de secunde</w:t>
+        <w:t xml:space="preserve">3. Ce stropim, de fapt, pe vie</w:t>
       </w:r>
       <w:r>
         <w:rPr>
@@ -2207,7 +2292,7 @@
           <w:sz w:val="18"/>
           <w:szCs w:val="18"/>
         </w:rPr>
-        <w:t xml:space="preserve">   · documentar scurt · sezonier</w:t>
+        <w:t xml:space="preserve">   · metoda · cel mai neobișnuit material din pachet</w:t>
       </w:r>
     </w:p>
     <w:p>
@@ -2232,7 +2317,7 @@
           <w:sz w:val="19"/>
           <w:szCs w:val="19"/>
         </w:rPr>
-        <w:t xml:space="preserve">Videoclipul cu cel mai mare potențial de vizionări din an. Se filmează o singură dată, în septembrie, și se folosește tot anul.</w:t>
+        <w:t xml:space="preserve">Să arate concret ce înlocuiește chimia. Aproape nicio cramă din România nu filmează asta — de aceea funcționează.</w:t>
       </w:r>
     </w:p>
     <w:p>
@@ -2257,7 +2342,7 @@
           <w:sz w:val="19"/>
           <w:szCs w:val="19"/>
         </w:rPr>
-        <w:t xml:space="preserve">25–35 secunde</w:t>
+        <w:t xml:space="preserve">30–40 secunde</w:t>
       </w:r>
     </w:p>
     <w:p>
@@ -2333,7 +2418,7 @@
                 <w:sz w:val="23"/>
                 <w:szCs w:val="23"/>
               </w:rPr>
-              <w:t xml:space="preserve">„4 dimineața. Începe culesul."</w:t>
+              <w:t xml:space="preserve">„Astea nu sunt buruieni. Astea ajung pe vie."</w:t>
             </w:r>
           </w:p>
         </w:tc>
@@ -2379,7 +2464,7 @@
           <w:sz w:val="19"/>
           <w:szCs w:val="19"/>
         </w:rPr>
-        <w:t xml:space="preserve">Întuneric, faruri de tractor, aburi din respirație. Ora afișată mare pe ecran.</w:t>
+        <w:t xml:space="preserve">Prim-plan pe un braț de plante proaspete, ținute în mână. Text pe ecran.</w:t>
       </w:r>
     </w:p>
     <w:p>
@@ -2396,16 +2481,16 @@
           <w:sz w:val="19"/>
           <w:szCs w:val="19"/>
         </w:rPr>
-        <w:t xml:space="preserve">3–10s    </w:t>
-      </w:r>
-      <w:r>
-        <w:rPr>
-          <w:rFonts w:ascii="Calibri" w:cs="Calibri" w:eastAsia="Calibri" w:hAnsi="Calibri"/>
-          <w:color w:val="262626"/>
-          <w:sz w:val="19"/>
-          <w:szCs w:val="19"/>
-        </w:rPr>
-        <w:t xml:space="preserve">Răsăritul peste rânduri, accelerat. Oamenii intră în cadru cu gălețile.</w:t>
+        <w:t xml:space="preserve">3–12s    </w:t>
+      </w:r>
+      <w:r>
+        <w:rPr>
+          <w:rFonts w:ascii="Calibri" w:cs="Calibri" w:eastAsia="Calibri" w:hAnsi="Calibri"/>
+          <w:color w:val="262626"/>
+          <w:sz w:val="19"/>
+          <w:szCs w:val="19"/>
+        </w:rPr>
+        <w:t xml:space="preserve">Plantele puse la macerat în butoi cu apă. Cadru de sus, în butoi.</w:t>
       </w:r>
     </w:p>
     <w:p>
@@ -2422,16 +2507,16 @@
           <w:sz w:val="19"/>
           <w:szCs w:val="19"/>
         </w:rPr>
-        <w:t xml:space="preserve">10–18s   </w:t>
-      </w:r>
-      <w:r>
-        <w:rPr>
-          <w:rFonts w:ascii="Calibri" w:cs="Calibri" w:eastAsia="Calibri" w:hAnsi="Calibri"/>
-          <w:color w:val="262626"/>
-          <w:sz w:val="19"/>
-          <w:szCs w:val="19"/>
-        </w:rPr>
-        <w:t xml:space="preserve">Montaj rapid: foarfeca, ciorchinele, găleata, remorca. Tăieturi pe ritmul muzicii.</w:t>
+        <w:t xml:space="preserve">12–20s   </w:t>
+      </w:r>
+      <w:r>
+        <w:rPr>
+          <w:rFonts w:ascii="Calibri" w:cs="Calibri" w:eastAsia="Calibri" w:hAnsi="Calibri"/>
+          <w:color w:val="262626"/>
+          <w:sz w:val="19"/>
+          <w:szCs w:val="19"/>
+        </w:rPr>
+        <w:t xml:space="preserve">După câteva zile: lichidul închis la culoare, amestecat cu un băț. Se strecoară.</w:t>
       </w:r>
     </w:p>
     <w:p>
@@ -2448,16 +2533,16 @@
           <w:sz w:val="19"/>
           <w:szCs w:val="19"/>
         </w:rPr>
-        <w:t xml:space="preserve">18–25s   </w:t>
-      </w:r>
-      <w:r>
-        <w:rPr>
-          <w:rFonts w:ascii="Calibri" w:cs="Calibri" w:eastAsia="Calibri" w:hAnsi="Calibri"/>
-          <w:color w:val="262626"/>
-          <w:sz w:val="19"/>
-          <w:szCs w:val="19"/>
-        </w:rPr>
-        <w:t xml:space="preserve">Descărcarea la cramă, strugurii curgând în presă.</w:t>
+        <w:t xml:space="preserve">20–30s   </w:t>
+      </w:r>
+      <w:r>
+        <w:rPr>
+          <w:rFonts w:ascii="Calibri" w:cs="Calibri" w:eastAsia="Calibri" w:hAnsi="Calibri"/>
+          <w:color w:val="262626"/>
+          <w:sz w:val="19"/>
+          <w:szCs w:val="19"/>
+        </w:rPr>
+        <w:t xml:space="preserve">Turnarea în pompa de stropit, apoi stropirea propriu-zisă printre rânduri.</w:t>
       </w:r>
     </w:p>
     <w:p>
@@ -2474,16 +2559,16 @@
           <w:sz w:val="19"/>
           <w:szCs w:val="19"/>
         </w:rPr>
-        <w:t xml:space="preserve">25–32s   </w:t>
-      </w:r>
-      <w:r>
-        <w:rPr>
-          <w:rFonts w:ascii="Calibri" w:cs="Calibri" w:eastAsia="Calibri" w:hAnsi="Calibri"/>
-          <w:color w:val="262626"/>
-          <w:sz w:val="19"/>
-          <w:szCs w:val="19"/>
-        </w:rPr>
-        <w:t xml:space="preserve">Apus. Aceeași vie, goală. Text final: „Atât. Anul viitor, de la capăt."</w:t>
+        <w:t xml:space="preserve">30–38s   </w:t>
+      </w:r>
+      <w:r>
+        <w:rPr>
+          <w:rFonts w:ascii="Calibri" w:cs="Calibri" w:eastAsia="Calibri" w:hAnsi="Calibri"/>
+          <w:color w:val="262626"/>
+          <w:sz w:val="19"/>
+          <w:szCs w:val="19"/>
+        </w:rPr>
+        <w:t xml:space="preserve">Prim-plan pe frunza udă și pe ciorchinele sănătos. Cadru fix, fără text.</w:t>
       </w:r>
     </w:p>
     <w:p>
@@ -2515,7 +2600,7 @@
           <w:sz w:val="20"/>
           <w:szCs w:val="20"/>
         </w:rPr>
-        <w:t xml:space="preserve">Fără voce. Doar sunetul real al culesului sub muzică — foarfeca, vocile oamenilor, motorul tractorului.</w:t>
+        <w:t xml:space="preserve">„Asta e ce punem noi pe vie: macerat de plante, făcut aici, în curte."</w:t>
       </w:r>
     </w:p>
     <w:p>
@@ -2530,7 +2615,52 @@
           <w:sz w:val="20"/>
           <w:szCs w:val="20"/>
         </w:rPr>
-        <w:t xml:space="preserve">Textul pe ecran marchează doar orele: 04:00, 07:30, 12:00, 17:00, 19:45.</w:t>
+        <w:t xml:space="preserve">„Stropim cât mai puțin. Doar minimul necesar, doar când via chiar are nevoie — nu preventiv și nu după calendar."</w:t>
+      </w:r>
+    </w:p>
+    <w:p>
+      <w:pPr>
+        <w:spacing w:after="90" w:line="276"/>
+        <w:ind w:left="200"/>
+      </w:pPr>
+      <w:r>
+        <w:rPr>
+          <w:rFonts w:ascii="Calibri" w:cs="Calibri" w:eastAsia="Calibri" w:hAnsi="Calibri"/>
+          <w:color w:val="262626"/>
+          <w:sz w:val="20"/>
+          <w:szCs w:val="20"/>
+        </w:rPr>
+        <w:t xml:space="preserve">„Fără insecticide. Fără erbicide. Fără îngrășăminte de sinteză."</w:t>
+      </w:r>
+    </w:p>
+    <w:p>
+      <w:pPr>
+        <w:spacing w:after="90" w:line="276"/>
+        <w:ind w:left="200"/>
+      </w:pPr>
+      <w:r>
+        <w:rPr>
+          <w:rFonts w:ascii="Calibri" w:cs="Calibri" w:eastAsia="Calibri" w:hAnsi="Calibri"/>
+          <w:color w:val="262626"/>
+          <w:sz w:val="20"/>
+          <w:szCs w:val="20"/>
+        </w:rPr>
+        <w:t xml:space="preserve">„Pierdem din producție în fiecare an făcând așa. Știm. E o alegere."</w:t>
+      </w:r>
+    </w:p>
+    <w:p>
+      <w:pPr>
+        <w:spacing w:after="90" w:line="276"/>
+        <w:ind w:left="200"/>
+      </w:pPr>
+      <w:r>
+        <w:rPr>
+          <w:rFonts w:ascii="Calibri" w:cs="Calibri" w:eastAsia="Calibri" w:hAnsi="Calibri"/>
+          <w:color w:val="262626"/>
+          <w:sz w:val="20"/>
+          <w:szCs w:val="20"/>
+        </w:rPr>
+        <w:t xml:space="preserve">„Ne doare pe noi capul, ca să nu fie nevoie de scurtături."</w:t>
       </w:r>
     </w:p>
     <w:p>
@@ -2590,7 +2720,7 @@
                 <w:sz w:val="21"/>
                 <w:szCs w:val="21"/>
               </w:rPr>
-              <w:t xml:space="preserve">O zi de cules, de la 4 dimineața până la apus. Se întâmplă o dată pe an și decide tot restul.</w:t>
+              <w:t xml:space="preserve">Macerat de plante, preparat în curtea cramei. Stropim doar minimul necesar, fără insecticide, fără erbicide, fără îngrășăminte de sinteză.</w:t>
             </w:r>
           </w:p>
           <w:p>
@@ -2622,7 +2752,7 @@
                 <w:sz w:val="21"/>
                 <w:szCs w:val="21"/>
               </w:rPr>
-              <w:t xml:space="preserve">Odobești, recolta [AN].</w:t>
+              <w:t xml:space="preserve">Pierdem producție. E o alegere pe care o facem din 2010.</w:t>
             </w:r>
           </w:p>
           <w:p>
@@ -2654,7 +2784,7 @@
                 <w:sz w:val="21"/>
                 <w:szCs w:val="21"/>
               </w:rPr>
-              <w:t xml:space="preserve">#cules #vendemmia #podgorie #vinromanesc #odobesti #vrancea #agricultura</w:t>
+              <w:t xml:space="preserve">#vinbio #macerate #agriculturaecologica #farapesticide #vinromanesc #odobesti</w:t>
             </w:r>
           </w:p>
         </w:tc>
@@ -2699,7 +2829,7 @@
           <w:sz w:val="19"/>
           <w:szCs w:val="19"/>
         </w:rPr>
-        <w:t xml:space="preserve">Piesă instrumentală în crescendo, aleasă din biblioteca comercială a platformei. Verificați ca melodia să fie disponibilă pentru conturi de business.</w:t>
+        <w:t xml:space="preserve">Sunet original: apa, plantele, pompa. Sunetele de proces rețin spectatorul mai bine decât orice muzică.</w:t>
       </w:r>
     </w:p>
     <w:p>
@@ -2724,7 +2854,7 @@
           <w:sz w:val="19"/>
           <w:szCs w:val="19"/>
         </w:rPr>
-        <w:t xml:space="preserve">Fără îndemn comercial. Rolul este notorietatea; conversia vine din videoclipurile următoare.</w:t>
+        <w:t xml:space="preserve">Niciunul comercial. Rolul clipului este credibilitatea metodei.</w:t>
       </w:r>
     </w:p>
     <w:p>
@@ -2749,7 +2879,7 @@
           <w:sz w:val="19"/>
           <w:szCs w:val="19"/>
         </w:rPr>
-        <w:t xml:space="preserve">#cules #podgorie #vinromanesc #odobesti #vrancea #agricultura #harvest</w:t>
+        <w:t xml:space="preserve">#vinbio #macerate #agriculturaecologica #farapesticide #vinromanesc #odobesti #viticultura</w:t>
       </w:r>
     </w:p>
     <w:p>
@@ -2769,7 +2899,7 @@
           <w:sz w:val="19"/>
           <w:szCs w:val="19"/>
         </w:rPr>
-        <w:t xml:space="preserve">Conținutul de proces are cea mai bună rată de vizionare până la final dintre toate formatele agricole. Filmați brut, mult, în ziua culesului — montajul se face oricând după.</w:t>
+        <w:t xml:space="preserve">Cârligul funcționează pe curiozitate pură: nimeni nu se așteaptă ca un braț de plante să fie tratamentul pentru vie. Filmați secvența pe parcursul a câtorva zile, ca să aveți și macerarea, nu doar stropirea.</w:t>
       </w:r>
     </w:p>
     <w:p>
@@ -2787,7 +2917,7 @@
           <w:sz w:val="25"/>
           <w:szCs w:val="25"/>
         </w:rPr>
-        <w:t xml:space="preserve">4. Trei greșeli la servirea vinului</w:t>
+        <w:t xml:space="preserve">4. Cules — o zi întreagă în 30 de secunde</w:t>
       </w:r>
       <w:r>
         <w:rPr>
@@ -2798,7 +2928,7 @@
           <w:sz w:val="18"/>
           <w:szCs w:val="18"/>
         </w:rPr>
-        <w:t xml:space="preserve">   · listă utilă · cel mai salvat</w:t>
+        <w:t xml:space="preserve">   · documentar scurt · sezonier</w:t>
       </w:r>
     </w:p>
     <w:p>
@@ -2823,7 +2953,7 @@
           <w:sz w:val="19"/>
           <w:szCs w:val="19"/>
         </w:rPr>
-        <w:t xml:space="preserve">Conținut util, fără vânzare. Salvările construiesc autoritatea contului.</w:t>
+        <w:t xml:space="preserve">Videoclipul cu cel mai mare potențial de vizionări din an. Se filmează o singură dată, în septembrie, și se folosește tot anul.</w:t>
       </w:r>
     </w:p>
     <w:p>
@@ -2848,7 +2978,7 @@
           <w:sz w:val="19"/>
           <w:szCs w:val="19"/>
         </w:rPr>
-        <w:t xml:space="preserve">30–40 secunde</w:t>
+        <w:t xml:space="preserve">25–35 secunde</w:t>
       </w:r>
     </w:p>
     <w:p>
@@ -2924,7 +3054,7 @@
                 <w:sz w:val="23"/>
                 <w:szCs w:val="23"/>
               </w:rPr>
-              <w:t xml:space="preserve">„Faceți asta acasă și stricați un vin bun."</w:t>
+              <w:t xml:space="preserve">„4 dimineața. Începe culesul."</w:t>
             </w:r>
           </w:p>
         </w:tc>
@@ -2961,16 +3091,16 @@
           <w:sz w:val="19"/>
           <w:szCs w:val="19"/>
         </w:rPr>
-        <w:t xml:space="preserve">0–2s     </w:t>
-      </w:r>
-      <w:r>
-        <w:rPr>
-          <w:rFonts w:ascii="Calibri" w:cs="Calibri" w:eastAsia="Calibri" w:hAnsi="Calibri"/>
-          <w:color w:val="262626"/>
-          <w:sz w:val="19"/>
-          <w:szCs w:val="19"/>
-        </w:rPr>
-        <w:t xml:space="preserve">Mână care scoate o sticlă din frigider. Text pe ecran, mare.</w:t>
+        <w:t xml:space="preserve">0–3s     </w:t>
+      </w:r>
+      <w:r>
+        <w:rPr>
+          <w:rFonts w:ascii="Calibri" w:cs="Calibri" w:eastAsia="Calibri" w:hAnsi="Calibri"/>
+          <w:color w:val="262626"/>
+          <w:sz w:val="19"/>
+          <w:szCs w:val="19"/>
+        </w:rPr>
+        <w:t xml:space="preserve">Întuneric, faruri de tractor, aburi din respirație. Ora afișată mare pe ecran.</w:t>
       </w:r>
     </w:p>
     <w:p>
@@ -2987,16 +3117,16 @@
           <w:sz w:val="19"/>
           <w:szCs w:val="19"/>
         </w:rPr>
-        <w:t xml:space="preserve">2–12s    </w:t>
-      </w:r>
-      <w:r>
-        <w:rPr>
-          <w:rFonts w:ascii="Calibri" w:cs="Calibri" w:eastAsia="Calibri" w:hAnsi="Calibri"/>
-          <w:color w:val="262626"/>
-          <w:sz w:val="19"/>
-          <w:szCs w:val="19"/>
-        </w:rPr>
-        <w:t xml:space="preserve">Greșeala 1: temperatura. Termometru în pahar, cifre pe ecran: „Alb 10–12°, roșu 16–18°."</w:t>
+        <w:t xml:space="preserve">3–10s    </w:t>
+      </w:r>
+      <w:r>
+        <w:rPr>
+          <w:rFonts w:ascii="Calibri" w:cs="Calibri" w:eastAsia="Calibri" w:hAnsi="Calibri"/>
+          <w:color w:val="262626"/>
+          <w:sz w:val="19"/>
+          <w:szCs w:val="19"/>
+        </w:rPr>
+        <w:t xml:space="preserve">Răsăritul peste rânduri, accelerat. Oamenii intră în cadru cu gălețile.</w:t>
       </w:r>
     </w:p>
     <w:p>
@@ -3013,16 +3143,16 @@
           <w:sz w:val="19"/>
           <w:szCs w:val="19"/>
         </w:rPr>
-        <w:t xml:space="preserve">12–22s   </w:t>
-      </w:r>
-      <w:r>
-        <w:rPr>
-          <w:rFonts w:ascii="Calibri" w:cs="Calibri" w:eastAsia="Calibri" w:hAnsi="Calibri"/>
-          <w:color w:val="262626"/>
-          <w:sz w:val="19"/>
-          <w:szCs w:val="19"/>
-        </w:rPr>
-        <w:t xml:space="preserve">Greșeala 2: paharul umplut ochi. Se arată alături varianta corectă, o treime.</w:t>
+        <w:t xml:space="preserve">10–18s   </w:t>
+      </w:r>
+      <w:r>
+        <w:rPr>
+          <w:rFonts w:ascii="Calibri" w:cs="Calibri" w:eastAsia="Calibri" w:hAnsi="Calibri"/>
+          <w:color w:val="262626"/>
+          <w:sz w:val="19"/>
+          <w:szCs w:val="19"/>
+        </w:rPr>
+        <w:t xml:space="preserve">Montaj rapid: foarfeca, ciorchinele, găleata, remorca. Tăieturi pe ritmul muzicii.</w:t>
       </w:r>
     </w:p>
     <w:p>
@@ -3039,16 +3169,16 @@
           <w:sz w:val="19"/>
           <w:szCs w:val="19"/>
         </w:rPr>
-        <w:t xml:space="preserve">22–32s   </w:t>
-      </w:r>
-      <w:r>
-        <w:rPr>
-          <w:rFonts w:ascii="Calibri" w:cs="Calibri" w:eastAsia="Calibri" w:hAnsi="Calibri"/>
-          <w:color w:val="262626"/>
-          <w:sz w:val="19"/>
-          <w:szCs w:val="19"/>
-        </w:rPr>
-        <w:t xml:space="preserve">Greșeala 3: sticla deschisă și băută imediat. Se arată aerisirea în carafă.</w:t>
+        <w:t xml:space="preserve">18–25s   </w:t>
+      </w:r>
+      <w:r>
+        <w:rPr>
+          <w:rFonts w:ascii="Calibri" w:cs="Calibri" w:eastAsia="Calibri" w:hAnsi="Calibri"/>
+          <w:color w:val="262626"/>
+          <w:sz w:val="19"/>
+          <w:szCs w:val="19"/>
+        </w:rPr>
+        <w:t xml:space="preserve">Descărcarea la cramă, strugurii curgând în presă.</w:t>
       </w:r>
     </w:p>
     <w:p>
@@ -3065,16 +3195,16 @@
           <w:sz w:val="19"/>
           <w:szCs w:val="19"/>
         </w:rPr>
-        <w:t xml:space="preserve">32–38s   </w:t>
-      </w:r>
-      <w:r>
-        <w:rPr>
-          <w:rFonts w:ascii="Calibri" w:cs="Calibri" w:eastAsia="Calibri" w:hAnsi="Calibri"/>
-          <w:color w:val="262626"/>
-          <w:sz w:val="19"/>
-          <w:szCs w:val="19"/>
-        </w:rPr>
-        <w:t xml:space="preserve">Cadru final cu paharul corect servit, lumină caldă.</w:t>
+        <w:t xml:space="preserve">25–32s   </w:t>
+      </w:r>
+      <w:r>
+        <w:rPr>
+          <w:rFonts w:ascii="Calibri" w:cs="Calibri" w:eastAsia="Calibri" w:hAnsi="Calibri"/>
+          <w:color w:val="262626"/>
+          <w:sz w:val="19"/>
+          <w:szCs w:val="19"/>
+        </w:rPr>
+        <w:t xml:space="preserve">Apus. Aceeași vie, goală. Text final: „Atât. Anul viitor, de la capăt."</w:t>
       </w:r>
     </w:p>
     <w:p>
@@ -3106,7 +3236,7 @@
           <w:sz w:val="20"/>
           <w:szCs w:val="20"/>
         </w:rPr>
-        <w:t xml:space="preserve">„Unu: temperatura. Roșul scos din cameră caldă e băut la 24 de grade. Trebuie 16–18. Cincisprezece minute la frigider rezolvă."</w:t>
+        <w:t xml:space="preserve">Fără voce. Doar sunetul real al culesului sub muzică — foarfeca, vocile oamenilor, motorul tractorului.</w:t>
       </w:r>
     </w:p>
     <w:p>
@@ -3121,22 +3251,7 @@
           <w:sz w:val="20"/>
           <w:szCs w:val="20"/>
         </w:rPr>
-        <w:t xml:space="preserve">„Doi: paharul plin. Se umple o treime. Restul e loc pentru aromă — de aia are paharul forma aia."</w:t>
-      </w:r>
-    </w:p>
-    <w:p>
-      <w:pPr>
-        <w:spacing w:after="90" w:line="276"/>
-        <w:ind w:left="200"/>
-      </w:pPr>
-      <w:r>
-        <w:rPr>
-          <w:rFonts w:ascii="Calibri" w:cs="Calibri" w:eastAsia="Calibri" w:hAnsi="Calibri"/>
-          <w:color w:val="262626"/>
-          <w:sz w:val="20"/>
-          <w:szCs w:val="20"/>
-        </w:rPr>
-        <w:t xml:space="preserve">„Trei: nu îl lăsați să respire. Un roșu tânăr are nevoie de douăzeci de minute în carafă sau măcar în pahar."</w:t>
+        <w:t xml:space="preserve">Textul pe ecran marchează doar orele: 04:00, 07:30, 12:00, 17:00, 19:45.</w:t>
       </w:r>
     </w:p>
     <w:p>
@@ -3196,7 +3311,7 @@
                 <w:sz w:val="21"/>
                 <w:szCs w:val="21"/>
               </w:rPr>
-              <w:t xml:space="preserve">Trei greșeli pe care le face aproape toată lumea. Se repară în cinci minute.</w:t>
+              <w:t xml:space="preserve">O zi de cules, de la 4 dimineața până la apus. Se întâmplă o dată pe an și decide tot restul.</w:t>
             </w:r>
           </w:p>
           <w:p>
@@ -3228,7 +3343,7 @@
                 <w:sz w:val="21"/>
                 <w:szCs w:val="21"/>
               </w:rPr>
-              <w:t xml:space="preserve">Salvați clipul pentru duminică.</w:t>
+              <w:t xml:space="preserve">Odobești, recolta [AN].</w:t>
             </w:r>
           </w:p>
           <w:p>
@@ -3260,7 +3375,7 @@
                 <w:sz w:val="21"/>
                 <w:szCs w:val="21"/>
               </w:rPr>
-              <w:t xml:space="preserve">#vin #sfaturi #cumsebeavinul #vinromanesc #odobesti</w:t>
+              <w:t xml:space="preserve">#cules #vendemmia #podgorie #vinromanesc #odobesti #vrancea #agricultura</w:t>
             </w:r>
           </w:p>
         </w:tc>
@@ -3305,7 +3420,7 @@
           <w:sz w:val="19"/>
           <w:szCs w:val="19"/>
         </w:rPr>
-        <w:t xml:space="preserve">Sunet original. Ritm alert, tăieturi la fiecare frază — formatul de listă nu suportă pauze.</w:t>
+        <w:t xml:space="preserve">Piesă instrumentală în crescendo, aleasă din biblioteca comercială a platformei. Verificați ca melodia să fie disponibilă pentru conturi de business.</w:t>
       </w:r>
     </w:p>
     <w:p>
@@ -3330,7 +3445,7 @@
           <w:sz w:val="19"/>
           <w:szCs w:val="19"/>
         </w:rPr>
-        <w:t xml:space="preserve">„Salvați clipul." Salvarea este obiectivul, nu accesarea linkului.</w:t>
+        <w:t xml:space="preserve">Fără îndemn comercial. Rolul este notorietatea; conversia vine din videoclipurile următoare.</w:t>
       </w:r>
     </w:p>
     <w:p>
@@ -3355,7 +3470,7 @@
           <w:sz w:val="19"/>
           <w:szCs w:val="19"/>
         </w:rPr>
-        <w:t xml:space="preserve">#vin #sfaturivin #cumsebeavinul #vinromanesc #odobesti #educatie</w:t>
+        <w:t xml:space="preserve">#cules #podgorie #vinromanesc #odobesti #vrancea #agricultura #harvest</w:t>
       </w:r>
     </w:p>
     <w:p>
@@ -3375,7 +3490,7 @@
           <w:sz w:val="19"/>
           <w:szCs w:val="19"/>
         </w:rPr>
-        <w:t xml:space="preserve">Conținutul care rezolvă o problemă mică și concretă se salvează. Un cont cu multe salvări primește distribuție și pentru clipurile care vând.</w:t>
+        <w:t xml:space="preserve">Conținutul de proces are cea mai bună rată de vizionare până la final dintre toate formatele agricole. Filmați brut, mult, în ziua culesului — montajul se face oricând după.</w:t>
       </w:r>
     </w:p>
     <w:p>
@@ -3393,7 +3508,7 @@
           <w:sz w:val="25"/>
           <w:szCs w:val="25"/>
         </w:rPr>
-        <w:t xml:space="preserve">5. Cum se citește o etichetă românească</w:t>
+        <w:t xml:space="preserve">5. Trei greșeli la servirea vinului</w:t>
       </w:r>
       <w:r>
         <w:rPr>
@@ -3404,7 +3519,7 @@
           <w:sz w:val="18"/>
           <w:szCs w:val="18"/>
         </w:rPr>
-        <w:t xml:space="preserve">   · educativ · convertește indirect</w:t>
+        <w:t xml:space="preserve">   · listă utilă · cel mai salvat</w:t>
       </w:r>
     </w:p>
     <w:p>
@@ -3429,7 +3544,7 @@
           <w:sz w:val="19"/>
           <w:szCs w:val="19"/>
         </w:rPr>
-        <w:t xml:space="preserve">Să înarmeze cumpărătorul cu un criteriu — criteriu pe care produsele voastre îl îndeplinesc.</w:t>
+        <w:t xml:space="preserve">Conținut util, fără vânzare. Salvările construiesc autoritatea contului.</w:t>
       </w:r>
     </w:p>
     <w:p>
@@ -3454,7 +3569,7 @@
           <w:sz w:val="19"/>
           <w:szCs w:val="19"/>
         </w:rPr>
-        <w:t xml:space="preserve">35–45 secunde</w:t>
+        <w:t xml:space="preserve">30–40 secunde</w:t>
       </w:r>
     </w:p>
     <w:p>
@@ -3530,7 +3645,7 @@
                 <w:sz w:val="23"/>
                 <w:szCs w:val="23"/>
               </w:rPr>
-              <w:t xml:space="preserve">„Trei cuvinte de pe etichetă vă spun dacă vinul merită banii."</w:t>
+              <w:t xml:space="preserve">„Faceți asta acasă și stricați un vin bun."</w:t>
             </w:r>
           </w:p>
         </w:tc>
@@ -3567,16 +3682,16 @@
           <w:sz w:val="19"/>
           <w:szCs w:val="19"/>
         </w:rPr>
-        <w:t xml:space="preserve">0–3s     </w:t>
-      </w:r>
-      <w:r>
-        <w:rPr>
-          <w:rFonts w:ascii="Calibri" w:cs="Calibri" w:eastAsia="Calibri" w:hAnsi="Calibri"/>
-          <w:color w:val="262626"/>
-          <w:sz w:val="19"/>
-          <w:szCs w:val="19"/>
-        </w:rPr>
-        <w:t xml:space="preserve">Sticla ținută în mână, eticheta spre cameră. Text pe ecran.</w:t>
+        <w:t xml:space="preserve">0–2s     </w:t>
+      </w:r>
+      <w:r>
+        <w:rPr>
+          <w:rFonts w:ascii="Calibri" w:cs="Calibri" w:eastAsia="Calibri" w:hAnsi="Calibri"/>
+          <w:color w:val="262626"/>
+          <w:sz w:val="19"/>
+          <w:szCs w:val="19"/>
+        </w:rPr>
+        <w:t xml:space="preserve">Mână care scoate o sticlă din frigider. Text pe ecran, mare.</w:t>
       </w:r>
     </w:p>
     <w:p>
@@ -3593,16 +3708,16 @@
           <w:sz w:val="19"/>
           <w:szCs w:val="19"/>
         </w:rPr>
-        <w:t xml:space="preserve">3–14s    </w:t>
-      </w:r>
-      <w:r>
-        <w:rPr>
-          <w:rFonts w:ascii="Calibri" w:cs="Calibri" w:eastAsia="Calibri" w:hAnsi="Calibri"/>
-          <w:color w:val="262626"/>
-          <w:sz w:val="19"/>
-          <w:szCs w:val="19"/>
-        </w:rPr>
-        <w:t xml:space="preserve">Zoom pe „D.O.C." — se explică. Text pe ecran: „Denumire de Origine Controlată".</w:t>
+        <w:t xml:space="preserve">2–12s    </w:t>
+      </w:r>
+      <w:r>
+        <w:rPr>
+          <w:rFonts w:ascii="Calibri" w:cs="Calibri" w:eastAsia="Calibri" w:hAnsi="Calibri"/>
+          <w:color w:val="262626"/>
+          <w:sz w:val="19"/>
+          <w:szCs w:val="19"/>
+        </w:rPr>
+        <w:t xml:space="preserve">Greșeala 1: temperatura. Termometru în pahar, cifre pe ecran: „Alb 10–12°, roșu 16–18°."</w:t>
       </w:r>
     </w:p>
     <w:p>
@@ -3619,16 +3734,16 @@
           <w:sz w:val="19"/>
           <w:szCs w:val="19"/>
         </w:rPr>
-        <w:t xml:space="preserve">14–26s   </w:t>
-      </w:r>
-      <w:r>
-        <w:rPr>
-          <w:rFonts w:ascii="Calibri" w:cs="Calibri" w:eastAsia="Calibri" w:hAnsi="Calibri"/>
-          <w:color w:val="262626"/>
-          <w:sz w:val="19"/>
-          <w:szCs w:val="19"/>
-        </w:rPr>
-        <w:t xml:space="preserve">Zoom pe soi și pe an. Se explică de ce contează recolta.</w:t>
+        <w:t xml:space="preserve">12–22s   </w:t>
+      </w:r>
+      <w:r>
+        <w:rPr>
+          <w:rFonts w:ascii="Calibri" w:cs="Calibri" w:eastAsia="Calibri" w:hAnsi="Calibri"/>
+          <w:color w:val="262626"/>
+          <w:sz w:val="19"/>
+          <w:szCs w:val="19"/>
+        </w:rPr>
+        <w:t xml:space="preserve">Greșeala 2: paharul umplut ochi. Se arată alături varianta corectă, o treime.</w:t>
       </w:r>
     </w:p>
     <w:p>
@@ -3645,16 +3760,16 @@
           <w:sz w:val="19"/>
           <w:szCs w:val="19"/>
         </w:rPr>
-        <w:t xml:space="preserve">26–36s   </w:t>
-      </w:r>
-      <w:r>
-        <w:rPr>
-          <w:rFonts w:ascii="Calibri" w:cs="Calibri" w:eastAsia="Calibri" w:hAnsi="Calibri"/>
-          <w:color w:val="262626"/>
-          <w:sz w:val="19"/>
-          <w:szCs w:val="19"/>
-        </w:rPr>
-        <w:t xml:space="preserve">Zoom pe sigla ecologică europeană, frunza din stele.</w:t>
+        <w:t xml:space="preserve">22–32s   </w:t>
+      </w:r>
+      <w:r>
+        <w:rPr>
+          <w:rFonts w:ascii="Calibri" w:cs="Calibri" w:eastAsia="Calibri" w:hAnsi="Calibri"/>
+          <w:color w:val="262626"/>
+          <w:sz w:val="19"/>
+          <w:szCs w:val="19"/>
+        </w:rPr>
+        <w:t xml:space="preserve">Greșeala 3: sticla deschisă și băută imediat. Se arată aerisirea în carafă.</w:t>
       </w:r>
     </w:p>
     <w:p>
@@ -3671,16 +3786,16 @@
           <w:sz w:val="19"/>
           <w:szCs w:val="19"/>
         </w:rPr>
-        <w:t xml:space="preserve">36–42s   </w:t>
-      </w:r>
-      <w:r>
-        <w:rPr>
-          <w:rFonts w:ascii="Calibri" w:cs="Calibri" w:eastAsia="Calibri" w:hAnsi="Calibri"/>
-          <w:color w:val="262626"/>
-          <w:sz w:val="19"/>
-          <w:szCs w:val="19"/>
-        </w:rPr>
-        <w:t xml:space="preserve">Cadru cu trei sticle diferite, spectatorul e invitat să aplice ce a învățat.</w:t>
+        <w:t xml:space="preserve">32–38s   </w:t>
+      </w:r>
+      <w:r>
+        <w:rPr>
+          <w:rFonts w:ascii="Calibri" w:cs="Calibri" w:eastAsia="Calibri" w:hAnsi="Calibri"/>
+          <w:color w:val="262626"/>
+          <w:sz w:val="19"/>
+          <w:szCs w:val="19"/>
+        </w:rPr>
+        <w:t xml:space="preserve">Cadru final cu paharul corect servit, lumină caldă.</w:t>
       </w:r>
     </w:p>
     <w:p>
@@ -3712,7 +3827,7 @@
           <w:sz w:val="20"/>
           <w:szCs w:val="20"/>
         </w:rPr>
-        <w:t xml:space="preserve">„D.O.C. înseamnă că strugurii vin dintr-o zonă delimitată și controlată. Fără el, pot veni de oriunde."</w:t>
+        <w:t xml:space="preserve">„Unu: temperatura. Roșul scos din cameră caldă e băut la 24 de grade. Trebuie 16–18. Cincisprezece minute la frigider rezolvă."</w:t>
       </w:r>
     </w:p>
     <w:p>
@@ -3727,7 +3842,7 @@
           <w:sz w:val="20"/>
           <w:szCs w:val="20"/>
         </w:rPr>
-        <w:t xml:space="preserve">„Soiul și anul: dacă lipsesc, e cupaj de ani și de soiuri. Nu e neapărat rău, dar trebuie să știți."</w:t>
+        <w:t xml:space="preserve">„Doi: paharul plin. Se umple o treime. Restul e loc pentru aromă — de aia are paharul forma aia."</w:t>
       </w:r>
     </w:p>
     <w:p>
@@ -3742,22 +3857,7 @@
           <w:sz w:val="20"/>
           <w:szCs w:val="20"/>
         </w:rPr>
-        <w:t xml:space="preserve">„Frunza asta din stele e sigla ecologică europeană. Nu se pune singură — se obține cu control anual."</w:t>
-      </w:r>
-    </w:p>
-    <w:p>
-      <w:pPr>
-        <w:spacing w:after="90" w:line="276"/>
-        <w:ind w:left="200"/>
-      </w:pPr>
-      <w:r>
-        <w:rPr>
-          <w:rFonts w:ascii="Calibri" w:cs="Calibri" w:eastAsia="Calibri" w:hAnsi="Calibri"/>
-          <w:color w:val="262626"/>
-          <w:sz w:val="20"/>
-          <w:szCs w:val="20"/>
-        </w:rPr>
-        <w:t xml:space="preserve">„Atât. Cu trei informații știți deja mai mult decât majoritatea celor de la raft."</w:t>
+        <w:t xml:space="preserve">„Trei: nu îl lăsați să respire. Un roșu tânăr are nevoie de douăzeci de minute în carafă sau măcar în pahar."</w:t>
       </w:r>
     </w:p>
     <w:p>
@@ -3817,7 +3917,7 @@
                 <w:sz w:val="21"/>
                 <w:szCs w:val="21"/>
               </w:rPr>
-              <w:t xml:space="preserve">D.O.C., soiul, anul și sigla ecologică. Patru repere care vă scutesc de o alegere proastă.</w:t>
+              <w:t xml:space="preserve">Trei greșeli pe care le face aproape toată lumea. Se repară în cinci minute.</w:t>
             </w:r>
           </w:p>
           <w:p>
@@ -3849,7 +3949,7 @@
                 <w:sz w:val="21"/>
                 <w:szCs w:val="21"/>
               </w:rPr>
-              <w:t xml:space="preserve">Toate vinurile noastre le au pe etichetă. Link în bio.</w:t>
+              <w:t xml:space="preserve">Salvați clipul pentru duminică.</w:t>
             </w:r>
           </w:p>
           <w:p>
@@ -3881,7 +3981,7 @@
                 <w:sz w:val="21"/>
                 <w:szCs w:val="21"/>
               </w:rPr>
-              <w:t xml:space="preserve">#vin #eticheta #sfaturi #vinromanesc #vinbio #odobesti</w:t>
+              <w:t xml:space="preserve">#vin #sfaturi #cumsebeavinul #vinromanesc #odobesti</w:t>
             </w:r>
           </w:p>
         </w:tc>
@@ -3926,7 +4026,7 @@
           <w:sz w:val="19"/>
           <w:szCs w:val="19"/>
         </w:rPr>
-        <w:t xml:space="preserve">Sunet original, cadru fix pe masă, mâinile lucrează în cadru. Filmare de sus, pe trepied improvizat.</w:t>
+        <w:t xml:space="preserve">Sunet original. Ritm alert, tăieturi la fiecare frază — formatul de listă nu suportă pauze.</w:t>
       </w:r>
     </w:p>
     <w:p>
@@ -3951,7 +4051,7 @@
           <w:sz w:val="19"/>
           <w:szCs w:val="19"/>
         </w:rPr>
-        <w:t xml:space="preserve">„Link în bio." Aici linkul chiar se accesează, pentru că spectatorul tocmai a primit un criteriu de alegere.</w:t>
+        <w:t xml:space="preserve">„Salvați clipul." Salvarea este obiectivul, nu accesarea linkului.</w:t>
       </w:r>
     </w:p>
     <w:p>
@@ -3976,7 +4076,7 @@
           <w:sz w:val="19"/>
           <w:szCs w:val="19"/>
         </w:rPr>
-        <w:t xml:space="preserve">#vin #etichetavin #sfaturivin #vinromanesc #vinbio #odobesti</w:t>
+        <w:t xml:space="preserve">#vin #sfaturivin #cumsebeavinul #vinromanesc #odobesti #educatie</w:t>
       </w:r>
     </w:p>
     <w:p>
@@ -3996,7 +4096,7 @@
           <w:sz w:val="19"/>
           <w:szCs w:val="19"/>
         </w:rPr>
-        <w:t xml:space="preserve">Cine învață un criteriu îl aplică imediat. Dacă produsele voastre îl îndeplinesc, ați câștigat comparația înainte să înceapă.</w:t>
+        <w:t xml:space="preserve">Conținutul care rezolvă o problemă mică și concretă se salvează. Un cont cu multe salvări primește distribuție și pentru clipurile care vând.</w:t>
       </w:r>
     </w:p>
     <w:p>
@@ -4014,7 +4114,7 @@
           <w:sz w:val="25"/>
           <w:szCs w:val="25"/>
         </w:rPr>
-        <w:t xml:space="preserve">6. Occultus — o ediție care nu se mai repetă</w:t>
+        <w:t xml:space="preserve">6. Cum se citește o etichetă românească</w:t>
       </w:r>
       <w:r>
         <w:rPr>
@@ -4025,7 +4125,7 @@
           <w:sz w:val="18"/>
           <w:szCs w:val="18"/>
         </w:rPr>
-        <w:t xml:space="preserve">   · premium · ancoră de preț</w:t>
+        <w:t xml:space="preserve">   · educativ · convertește indirect</w:t>
       </w:r>
     </w:p>
     <w:p>
@@ -4050,7 +4150,7 @@
           <w:sz w:val="19"/>
           <w:szCs w:val="19"/>
         </w:rPr>
-        <w:t xml:space="preserve">Să ridice percepția întregului portofoliu. Vinul de vârf vinde, indirect, gamele accesibile.</w:t>
+        <w:t xml:space="preserve">Să înarmeze cumpărătorul cu un criteriu — criteriu pe care produsele voastre îl îndeplinesc.</w:t>
       </w:r>
     </w:p>
     <w:p>
@@ -4075,7 +4175,7 @@
           <w:sz w:val="19"/>
           <w:szCs w:val="19"/>
         </w:rPr>
-        <w:t xml:space="preserve">20–28 secunde</w:t>
+        <w:t xml:space="preserve">35–45 secunde</w:t>
       </w:r>
     </w:p>
     <w:p>
@@ -4151,7 +4251,7 @@
                 <w:sz w:val="23"/>
                 <w:szCs w:val="23"/>
               </w:rPr>
-              <w:t xml:space="preserve">„[NUMĂR] de sticle. Când se termină, se termină."</w:t>
+              <w:t xml:space="preserve">„Trei cuvinte de pe etichetă vă spun dacă vinul merită banii."</w:t>
             </w:r>
           </w:p>
         </w:tc>
@@ -4197,7 +4297,7 @@
           <w:sz w:val="19"/>
           <w:szCs w:val="19"/>
         </w:rPr>
-        <w:t xml:space="preserve">Întuneric, un fascicul de lumină cade pe sticlă. Cifra apare pe ecran.</w:t>
+        <w:t xml:space="preserve">Sticla ținută în mână, eticheta spre cameră. Text pe ecran.</w:t>
       </w:r>
     </w:p>
     <w:p>
@@ -4214,16 +4314,16 @@
           <w:sz w:val="19"/>
           <w:szCs w:val="19"/>
         </w:rPr>
-        <w:t xml:space="preserve">3–10s    </w:t>
-      </w:r>
-      <w:r>
-        <w:rPr>
-          <w:rFonts w:ascii="Calibri" w:cs="Calibri" w:eastAsia="Calibri" w:hAnsi="Calibri"/>
-          <w:color w:val="262626"/>
-          <w:sz w:val="19"/>
-          <w:szCs w:val="19"/>
-        </w:rPr>
-        <w:t xml:space="preserve">Rotire lentă a sticlei, se vede numărul ediției tipărit pe etichetă.</w:t>
+        <w:t xml:space="preserve">3–14s    </w:t>
+      </w:r>
+      <w:r>
+        <w:rPr>
+          <w:rFonts w:ascii="Calibri" w:cs="Calibri" w:eastAsia="Calibri" w:hAnsi="Calibri"/>
+          <w:color w:val="262626"/>
+          <w:sz w:val="19"/>
+          <w:szCs w:val="19"/>
+        </w:rPr>
+        <w:t xml:space="preserve">Zoom pe „D.O.C." — se explică. Text pe ecran: „Denumire de Origine Controlată".</w:t>
       </w:r>
     </w:p>
     <w:p>
@@ -4240,16 +4340,16 @@
           <w:sz w:val="19"/>
           <w:szCs w:val="19"/>
         </w:rPr>
-        <w:t xml:space="preserve">10–18s   </w:t>
-      </w:r>
-      <w:r>
-        <w:rPr>
-          <w:rFonts w:ascii="Calibri" w:cs="Calibri" w:eastAsia="Calibri" w:hAnsi="Calibri"/>
-          <w:color w:val="262626"/>
-          <w:sz w:val="19"/>
-          <w:szCs w:val="19"/>
-        </w:rPr>
-        <w:t xml:space="preserve">Turnare în pahar, filmată lateral, lumină din spate. Fără mâini în cadru.</w:t>
+        <w:t xml:space="preserve">14–26s   </w:t>
+      </w:r>
+      <w:r>
+        <w:rPr>
+          <w:rFonts w:ascii="Calibri" w:cs="Calibri" w:eastAsia="Calibri" w:hAnsi="Calibri"/>
+          <w:color w:val="262626"/>
+          <w:sz w:val="19"/>
+          <w:szCs w:val="19"/>
+        </w:rPr>
+        <w:t xml:space="preserve">Zoom pe soi și pe an. Se explică de ce contează recolta.</w:t>
       </w:r>
     </w:p>
     <w:p>
@@ -4266,16 +4366,42 @@
           <w:sz w:val="19"/>
           <w:szCs w:val="19"/>
         </w:rPr>
-        <w:t xml:space="preserve">18–24s   </w:t>
-      </w:r>
-      <w:r>
-        <w:rPr>
-          <w:rFonts w:ascii="Calibri" w:cs="Calibri" w:eastAsia="Calibri" w:hAnsi="Calibri"/>
-          <w:color w:val="262626"/>
-          <w:sz w:val="19"/>
-          <w:szCs w:val="19"/>
-        </w:rPr>
-        <w:t xml:space="preserve">Paharul așezat lângă sticlă. Cadru fix, trei secunde, fără text.</w:t>
+        <w:t xml:space="preserve">26–36s   </w:t>
+      </w:r>
+      <w:r>
+        <w:rPr>
+          <w:rFonts w:ascii="Calibri" w:cs="Calibri" w:eastAsia="Calibri" w:hAnsi="Calibri"/>
+          <w:color w:val="262626"/>
+          <w:sz w:val="19"/>
+          <w:szCs w:val="19"/>
+        </w:rPr>
+        <w:t xml:space="preserve">Zoom pe sigla ecologică europeană, frunza din stele.</w:t>
+      </w:r>
+    </w:p>
+    <w:p>
+      <w:pPr>
+        <w:spacing w:after="80" w:line="276"/>
+        <w:ind w:left="340" w:hanging="340"/>
+      </w:pPr>
+      <w:r>
+        <w:rPr>
+          <w:rFonts w:ascii="Calibri" w:cs="Calibri" w:eastAsia="Calibri" w:hAnsi="Calibri"/>
+          <w:b/>
+          <w:bCs/>
+          <w:color w:val="9A7B27"/>
+          <w:sz w:val="19"/>
+          <w:szCs w:val="19"/>
+        </w:rPr>
+        <w:t xml:space="preserve">36–42s   </w:t>
+      </w:r>
+      <w:r>
+        <w:rPr>
+          <w:rFonts w:ascii="Calibri" w:cs="Calibri" w:eastAsia="Calibri" w:hAnsi="Calibri"/>
+          <w:color w:val="262626"/>
+          <w:sz w:val="19"/>
+          <w:szCs w:val="19"/>
+        </w:rPr>
+        <w:t xml:space="preserve">Cadru cu trei sticle diferite, spectatorul e invitat să aplice ce a învățat.</w:t>
       </w:r>
     </w:p>
     <w:p>
@@ -4307,7 +4433,7 @@
           <w:sz w:val="20"/>
           <w:szCs w:val="20"/>
         </w:rPr>
-        <w:t xml:space="preserve">Fără voce. Doar text pe ecran, un rând pe cadru:</w:t>
+        <w:t xml:space="preserve">„D.O.C. înseamnă că strugurii vin dintr-o zonă delimitată și controlată. Fără el, pot veni de oriunde."</w:t>
       </w:r>
     </w:p>
     <w:p>
@@ -4322,7 +4448,7 @@
           <w:sz w:val="20"/>
           <w:szCs w:val="20"/>
         </w:rPr>
-        <w:t xml:space="preserve">„Cabernet Sauvignon. Fetească Neagră. Băbească Neagră."</w:t>
+        <w:t xml:space="preserve">„Soiul și anul: dacă lipsesc, e cupaj de ani și de soiuri. Nu e neapărat rău, dar trebuie să știți."</w:t>
       </w:r>
     </w:p>
     <w:p>
@@ -4337,7 +4463,7 @@
           <w:sz w:val="20"/>
           <w:szCs w:val="20"/>
         </w:rPr>
-        <w:t xml:space="preserve">„Un singur an. O singură ediție."</w:t>
+        <w:t xml:space="preserve">„Frunza asta din stele e sigla ecologică europeană. Nu se pune singură — se obține cu control anual."</w:t>
       </w:r>
     </w:p>
     <w:p>
@@ -4352,7 +4478,7 @@
           <w:sz w:val="20"/>
           <w:szCs w:val="20"/>
         </w:rPr>
-        <w:t xml:space="preserve">„Occultus Rezervă."</w:t>
+        <w:t xml:space="preserve">„Atât. Cu trei informații știți deja mai mult decât majoritatea celor de la raft."</w:t>
       </w:r>
     </w:p>
     <w:p>
@@ -4412,7 +4538,7 @@
                 <w:sz w:val="21"/>
                 <w:szCs w:val="21"/>
               </w:rPr>
-              <w:t xml:space="preserve">Occultus Rezervă. Cupaj din trei soiuri, ediție numerotată, tiraj limitat.</w:t>
+              <w:t xml:space="preserve">D.O.C., soiul, anul și sigla ecologică. Patru repere care vă scutesc de o alegere proastă.</w:t>
             </w:r>
           </w:p>
           <w:p>
@@ -4444,7 +4570,7 @@
                 <w:sz w:val="21"/>
                 <w:szCs w:val="21"/>
               </w:rPr>
-              <w:t xml:space="preserve">Link în bio.</w:t>
+              <w:t xml:space="preserve">Toate vinurile noastre le au pe etichetă. Link în bio.</w:t>
             </w:r>
           </w:p>
           <w:p>
@@ -4476,7 +4602,7 @@
                 <w:sz w:val="21"/>
                 <w:szCs w:val="21"/>
               </w:rPr>
-              <w:t xml:space="preserve">#occultus #vindecolectie #feteascaneagra #vinromanesc #odobesti</w:t>
+              <w:t xml:space="preserve">#vin #eticheta #sfaturi #vinromanesc #vinbio #odobesti</w:t>
             </w:r>
           </w:p>
         </w:tc>
@@ -4521,7 +4647,7 @@
           <w:sz w:val="19"/>
           <w:szCs w:val="19"/>
         </w:rPr>
-        <w:t xml:space="preserve">Instrumental lent, grav. Fără voce, fără sunete de trend. Aici tăcerea este o decizie de brand.</w:t>
+        <w:t xml:space="preserve">Sunet original, cadru fix pe masă, mâinile lucrează în cadru. Filmare de sus, pe trepied improvizat.</w:t>
       </w:r>
     </w:p>
     <w:p>
@@ -4546,7 +4672,7 @@
           <w:sz w:val="19"/>
           <w:szCs w:val="19"/>
         </w:rPr>
-        <w:t xml:space="preserve">„Link în bio."</w:t>
+        <w:t xml:space="preserve">„Link în bio." Aici linkul chiar se accesează, pentru că spectatorul tocmai a primit un criteriu de alegere.</w:t>
       </w:r>
     </w:p>
     <w:p>
@@ -4571,7 +4697,7 @@
           <w:sz w:val="19"/>
           <w:szCs w:val="19"/>
         </w:rPr>
-        <w:t xml:space="preserve">#occultus #vindecolectie #editielimitata #feteascaneagra #vinromanesc #odobesti</w:t>
+        <w:t xml:space="preserve">#vin #etichetavin #sfaturivin #vinromanesc #vinbio #odobesti</w:t>
       </w:r>
     </w:p>
     <w:p>
@@ -4591,7 +4717,7 @@
           <w:sz w:val="19"/>
           <w:szCs w:val="19"/>
         </w:rPr>
-        <w:t xml:space="preserve">Rareté și număr concret. Cifra din primul cadru oprește derularea mai eficient decât orice adjectiv.</w:t>
+        <w:t xml:space="preserve">Cine învață un criteriu îl aplică imediat. Dacă produsele voastre îl îndeplinesc, ați câștigat comparația înainte să înceapă.</w:t>
       </w:r>
     </w:p>
     <w:p>
@@ -4609,7 +4735,7 @@
           <w:sz w:val="25"/>
           <w:szCs w:val="25"/>
         </w:rPr>
-        <w:t xml:space="preserve">7. Culoarea care nu se corectează în telefon</w:t>
+        <w:t xml:space="preserve">7. Occultus — o ediție care nu se mai repetă</w:t>
       </w:r>
       <w:r>
         <w:rPr>
@@ -4620,7 +4746,7 @@
           <w:sz w:val="18"/>
           <w:szCs w:val="18"/>
         </w:rPr>
-        <w:t xml:space="preserve">   · vizual pur · potențial viral</w:t>
+        <w:t xml:space="preserve">   · premium · ancoră de preț</w:t>
       </w:r>
     </w:p>
     <w:p>
@@ -4645,7 +4771,7 @@
           <w:sz w:val="19"/>
           <w:szCs w:val="19"/>
         </w:rPr>
-        <w:t xml:space="preserve">Clipul cel mai ușor de filmat și cel mai probabil să depășească publicul obișnuit al contului.</w:t>
+        <w:t xml:space="preserve">Să ridice percepția întregului portofoliu. Vinul de vârf vinde, indirect, gamele accesibile.</w:t>
       </w:r>
     </w:p>
     <w:p>
@@ -4670,7 +4796,7 @@
           <w:sz w:val="19"/>
           <w:szCs w:val="19"/>
         </w:rPr>
-        <w:t xml:space="preserve">12–18 secunde</w:t>
+        <w:t xml:space="preserve">20–28 secunde</w:t>
       </w:r>
     </w:p>
     <w:p>
@@ -4746,7 +4872,7 @@
                 <w:sz w:val="23"/>
                 <w:szCs w:val="23"/>
               </w:rPr>
-              <w:t xml:space="preserve">„Fără filtru. Asta e culoarea reală."</w:t>
+              <w:t xml:space="preserve">„[NUMĂR] de sticle. Când se termină, se termină."</w:t>
             </w:r>
           </w:p>
         </w:tc>
@@ -4783,16 +4909,16 @@
           <w:sz w:val="19"/>
           <w:szCs w:val="19"/>
         </w:rPr>
-        <w:t xml:space="preserve">0–2s     </w:t>
-      </w:r>
-      <w:r>
-        <w:rPr>
-          <w:rFonts w:ascii="Calibri" w:cs="Calibri" w:eastAsia="Calibri" w:hAnsi="Calibri"/>
-          <w:color w:val="262626"/>
-          <w:sz w:val="19"/>
-          <w:szCs w:val="19"/>
-        </w:rPr>
-        <w:t xml:space="preserve">Pahar gol în contralumină. Text pe ecran.</w:t>
+        <w:t xml:space="preserve">0–3s     </w:t>
+      </w:r>
+      <w:r>
+        <w:rPr>
+          <w:rFonts w:ascii="Calibri" w:cs="Calibri" w:eastAsia="Calibri" w:hAnsi="Calibri"/>
+          <w:color w:val="262626"/>
+          <w:sz w:val="19"/>
+          <w:szCs w:val="19"/>
+        </w:rPr>
+        <w:t xml:space="preserve">Întuneric, un fascicul de lumină cade pe sticlă. Cifra apare pe ecran.</w:t>
       </w:r>
     </w:p>
     <w:p>
@@ -4809,16 +4935,16 @@
           <w:sz w:val="19"/>
           <w:szCs w:val="19"/>
         </w:rPr>
-        <w:t xml:space="preserve">2–10s    </w:t>
-      </w:r>
-      <w:r>
-        <w:rPr>
-          <w:rFonts w:ascii="Calibri" w:cs="Calibri" w:eastAsia="Calibri" w:hAnsi="Calibri"/>
-          <w:color w:val="262626"/>
-          <w:sz w:val="19"/>
-          <w:szCs w:val="19"/>
-        </w:rPr>
-        <w:t xml:space="preserve">Turnare lentă a vinului roze, filmată cu soarele în spatele paharului. Încetinit la 0,5x.</w:t>
+        <w:t xml:space="preserve">3–10s    </w:t>
+      </w:r>
+      <w:r>
+        <w:rPr>
+          <w:rFonts w:ascii="Calibri" w:cs="Calibri" w:eastAsia="Calibri" w:hAnsi="Calibri"/>
+          <w:color w:val="262626"/>
+          <w:sz w:val="19"/>
+          <w:szCs w:val="19"/>
+        </w:rPr>
+        <w:t xml:space="preserve">Rotire lentă a sticlei, se vede numărul ediției tipărit pe etichetă.</w:t>
       </w:r>
     </w:p>
     <w:p>
@@ -4835,16 +4961,42 @@
           <w:sz w:val="19"/>
           <w:szCs w:val="19"/>
         </w:rPr>
-        <w:t xml:space="preserve">10–16s   </w:t>
-      </w:r>
-      <w:r>
-        <w:rPr>
-          <w:rFonts w:ascii="Calibri" w:cs="Calibri" w:eastAsia="Calibri" w:hAnsi="Calibri"/>
-          <w:color w:val="262626"/>
-          <w:sz w:val="19"/>
-          <w:szCs w:val="19"/>
-        </w:rPr>
-        <w:t xml:space="preserve">Paharul plin, rotit ușor. Se vede jocul de lumină prin lichid.</w:t>
+        <w:t xml:space="preserve">10–18s   </w:t>
+      </w:r>
+      <w:r>
+        <w:rPr>
+          <w:rFonts w:ascii="Calibri" w:cs="Calibri" w:eastAsia="Calibri" w:hAnsi="Calibri"/>
+          <w:color w:val="262626"/>
+          <w:sz w:val="19"/>
+          <w:szCs w:val="19"/>
+        </w:rPr>
+        <w:t xml:space="preserve">Turnare în pahar, filmată lateral, lumină din spate. Fără mâini în cadru.</w:t>
+      </w:r>
+    </w:p>
+    <w:p>
+      <w:pPr>
+        <w:spacing w:after="80" w:line="276"/>
+        <w:ind w:left="340" w:hanging="340"/>
+      </w:pPr>
+      <w:r>
+        <w:rPr>
+          <w:rFonts w:ascii="Calibri" w:cs="Calibri" w:eastAsia="Calibri" w:hAnsi="Calibri"/>
+          <w:b/>
+          <w:bCs/>
+          <w:color w:val="9A7B27"/>
+          <w:sz w:val="19"/>
+          <w:szCs w:val="19"/>
+        </w:rPr>
+        <w:t xml:space="preserve">18–24s   </w:t>
+      </w:r>
+      <w:r>
+        <w:rPr>
+          <w:rFonts w:ascii="Calibri" w:cs="Calibri" w:eastAsia="Calibri" w:hAnsi="Calibri"/>
+          <w:color w:val="262626"/>
+          <w:sz w:val="19"/>
+          <w:szCs w:val="19"/>
+        </w:rPr>
+        <w:t xml:space="preserve">Paharul așezat lângă sticlă. Cadru fix, trei secunde, fără text.</w:t>
       </w:r>
     </w:p>
     <w:p>
@@ -4876,7 +5028,52 @@
           <w:sz w:val="20"/>
           <w:szCs w:val="20"/>
         </w:rPr>
-        <w:t xml:space="preserve">Fără voce. Un singur rând de text la final: „Busuioacă de Bohotin. Gama Suav."</w:t>
+        <w:t xml:space="preserve">Fără voce. Doar text pe ecran, un rând pe cadru:</w:t>
+      </w:r>
+    </w:p>
+    <w:p>
+      <w:pPr>
+        <w:spacing w:after="90" w:line="276"/>
+        <w:ind w:left="200"/>
+      </w:pPr>
+      <w:r>
+        <w:rPr>
+          <w:rFonts w:ascii="Calibri" w:cs="Calibri" w:eastAsia="Calibri" w:hAnsi="Calibri"/>
+          <w:color w:val="262626"/>
+          <w:sz w:val="20"/>
+          <w:szCs w:val="20"/>
+        </w:rPr>
+        <w:t xml:space="preserve">„Cabernet Sauvignon. Fetească Neagră. Băbească Neagră."</w:t>
+      </w:r>
+    </w:p>
+    <w:p>
+      <w:pPr>
+        <w:spacing w:after="90" w:line="276"/>
+        <w:ind w:left="200"/>
+      </w:pPr>
+      <w:r>
+        <w:rPr>
+          <w:rFonts w:ascii="Calibri" w:cs="Calibri" w:eastAsia="Calibri" w:hAnsi="Calibri"/>
+          <w:color w:val="262626"/>
+          <w:sz w:val="20"/>
+          <w:szCs w:val="20"/>
+        </w:rPr>
+        <w:t xml:space="preserve">„Un singur an. O singură ediție."</w:t>
+      </w:r>
+    </w:p>
+    <w:p>
+      <w:pPr>
+        <w:spacing w:after="90" w:line="276"/>
+        <w:ind w:left="200"/>
+      </w:pPr>
+      <w:r>
+        <w:rPr>
+          <w:rFonts w:ascii="Calibri" w:cs="Calibri" w:eastAsia="Calibri" w:hAnsi="Calibri"/>
+          <w:color w:val="262626"/>
+          <w:sz w:val="20"/>
+          <w:szCs w:val="20"/>
+        </w:rPr>
+        <w:t xml:space="preserve">„Occultus Rezervă."</w:t>
       </w:r>
     </w:p>
     <w:p>
@@ -4936,7 +5133,7 @@
                 <w:sz w:val="21"/>
                 <w:szCs w:val="21"/>
               </w:rPr>
-              <w:t xml:space="preserve">Busuioacă de Bohotin, cules la supracoacere. Culoarea vine din struguri, nu din editare.</w:t>
+              <w:t xml:space="preserve">Occultus Rezervă. Cupaj din trei soiuri, ediție numerotată, tiraj limitat.</w:t>
             </w:r>
           </w:p>
           <w:p>
@@ -4968,7 +5165,7 @@
                 <w:sz w:val="21"/>
                 <w:szCs w:val="21"/>
               </w:rPr>
-              <w:t xml:space="preserve">Gama Suav. Link în bio.</w:t>
+              <w:t xml:space="preserve">Link în bio.</w:t>
             </w:r>
           </w:p>
           <w:p>
@@ -5000,7 +5197,7 @@
                 <w:sz w:val="21"/>
                 <w:szCs w:val="21"/>
               </w:rPr>
-              <w:t xml:space="preserve">#busuioacadebohotin #vinroze #suav #vinromanesc #odobesti</w:t>
+              <w:t xml:space="preserve">#occultus #vindecolectie #feteascaneagra #vinromanesc #odobesti</w:t>
             </w:r>
           </w:p>
         </w:tc>
@@ -5045,7 +5242,7 @@
           <w:sz w:val="19"/>
           <w:szCs w:val="19"/>
         </w:rPr>
-        <w:t xml:space="preserve">Piesă calmă din biblioteca comercială. Acest format funcționează și cu sunete populare, dacă rămân blânde.</w:t>
+        <w:t xml:space="preserve">Instrumental lent, grav. Fără voce, fără sunete de trend. Aici tăcerea este o decizie de brand.</w:t>
       </w:r>
     </w:p>
     <w:p>
@@ -5070,7 +5267,7 @@
           <w:sz w:val="19"/>
           <w:szCs w:val="19"/>
         </w:rPr>
-        <w:t xml:space="preserve">„Link în bio." Fără presiune.</w:t>
+        <w:t xml:space="preserve">„Link în bio."</w:t>
       </w:r>
     </w:p>
     <w:p>
@@ -5095,7 +5292,7 @@
           <w:sz w:val="19"/>
           <w:szCs w:val="19"/>
         </w:rPr>
-        <w:t xml:space="preserve">#busuioacadebohotin #vinroze #suav #vinaromat #vinromanesc #odobesti</w:t>
+        <w:t xml:space="preserve">#occultus #vindecolectie #editielimitata #feteascaneagra #vinromanesc #odobesti</w:t>
       </w:r>
     </w:p>
     <w:p>
@@ -5115,7 +5312,7 @@
           <w:sz w:val="19"/>
           <w:szCs w:val="19"/>
         </w:rPr>
-        <w:t xml:space="preserve">Videoclipurile de 15 secunde ajung ușor la vizionare completă și la reluare, iar reluarea este semnalul cel mai valoros de pe platformă. Filmați cinci variante și publicați-o pe cea mai bună.</w:t>
+        <w:t xml:space="preserve">Rareté și număr concret. Cifra din primul cadru oprește derularea mai eficient decât orice adjectiv.</w:t>
       </w:r>
     </w:p>
     <w:p>
@@ -5133,7 +5330,7 @@
           <w:sz w:val="25"/>
           <w:szCs w:val="25"/>
         </w:rPr>
-        <w:t xml:space="preserve">8. Pivnița — 60 de secunde sub pământ</w:t>
+        <w:t xml:space="preserve">8. Culoarea care nu se corectează în telefon</w:t>
       </w:r>
       <w:r>
         <w:rPr>
@@ -5144,7 +5341,7 @@
           <w:sz w:val="18"/>
           <w:szCs w:val="18"/>
         </w:rPr>
-        <w:t xml:space="preserve">   · atmosferă · aduce rezervări</w:t>
+        <w:t xml:space="preserve">   · vizual pur · potențial viral</w:t>
       </w:r>
     </w:p>
     <w:p>
@@ -5169,7 +5366,7 @@
           <w:sz w:val="19"/>
           <w:szCs w:val="19"/>
         </w:rPr>
-        <w:t xml:space="preserve">Să vândă vizita la cramă. Oenoturismul aduce clienți fideli, nu doar o comandă.</w:t>
+        <w:t xml:space="preserve">Clipul cel mai ușor de filmat și cel mai probabil să depășească publicul obișnuit al contului.</w:t>
       </w:r>
     </w:p>
     <w:p>
@@ -5194,7 +5391,7 @@
           <w:sz w:val="19"/>
           <w:szCs w:val="19"/>
         </w:rPr>
-        <w:t xml:space="preserve">45–60 secunde</w:t>
+        <w:t xml:space="preserve">12–18 secunde</w:t>
       </w:r>
     </w:p>
     <w:p>
@@ -5270,7 +5467,7 @@
                 <w:sz w:val="23"/>
                 <w:szCs w:val="23"/>
               </w:rPr>
-              <w:t xml:space="preserve">„Aici e cu opt grade mai frig decât afară."</w:t>
+              <w:t xml:space="preserve">„Fără filtru. Asta e culoarea reală."</w:t>
             </w:r>
           </w:p>
         </w:tc>
@@ -5307,16 +5504,16 @@
           <w:sz w:val="19"/>
           <w:szCs w:val="19"/>
         </w:rPr>
-        <w:t xml:space="preserve">0–3s     </w:t>
-      </w:r>
-      <w:r>
-        <w:rPr>
-          <w:rFonts w:ascii="Calibri" w:cs="Calibri" w:eastAsia="Calibri" w:hAnsi="Calibri"/>
-          <w:color w:val="262626"/>
-          <w:sz w:val="19"/>
-          <w:szCs w:val="19"/>
-        </w:rPr>
-        <w:t xml:space="preserve">Ușa pivniței se deschide, camera intră în întuneric. Text pe ecran.</w:t>
+        <w:t xml:space="preserve">0–2s     </w:t>
+      </w:r>
+      <w:r>
+        <w:rPr>
+          <w:rFonts w:ascii="Calibri" w:cs="Calibri" w:eastAsia="Calibri" w:hAnsi="Calibri"/>
+          <w:color w:val="262626"/>
+          <w:sz w:val="19"/>
+          <w:szCs w:val="19"/>
+        </w:rPr>
+        <w:t xml:space="preserve">Pahar gol în contralumină. Text pe ecran.</w:t>
       </w:r>
     </w:p>
     <w:p>
@@ -5333,16 +5530,16 @@
           <w:sz w:val="19"/>
           <w:szCs w:val="19"/>
         </w:rPr>
-        <w:t xml:space="preserve">3–20s    </w:t>
-      </w:r>
-      <w:r>
-        <w:rPr>
-          <w:rFonts w:ascii="Calibri" w:cs="Calibri" w:eastAsia="Calibri" w:hAnsi="Calibri"/>
-          <w:color w:val="262626"/>
-          <w:sz w:val="19"/>
-          <w:szCs w:val="19"/>
-        </w:rPr>
-        <w:t xml:space="preserve">Mers continuu printre butoaie, cameră stabilă, o singură tăietură.</w:t>
+        <w:t xml:space="preserve">2–10s    </w:t>
+      </w:r>
+      <w:r>
+        <w:rPr>
+          <w:rFonts w:ascii="Calibri" w:cs="Calibri" w:eastAsia="Calibri" w:hAnsi="Calibri"/>
+          <w:color w:val="262626"/>
+          <w:sz w:val="19"/>
+          <w:szCs w:val="19"/>
+        </w:rPr>
+        <w:t xml:space="preserve">Turnare lentă a vinului roze, filmată cu soarele în spatele paharului. Încetinit la 0,5x.</w:t>
       </w:r>
     </w:p>
     <w:p>
@@ -5359,68 +5556,16 @@
           <w:sz w:val="19"/>
           <w:szCs w:val="19"/>
         </w:rPr>
-        <w:t xml:space="preserve">20–35s   </w:t>
-      </w:r>
-      <w:r>
-        <w:rPr>
-          <w:rFonts w:ascii="Calibri" w:cs="Calibri" w:eastAsia="Calibri" w:hAnsi="Calibri"/>
-          <w:color w:val="262626"/>
-          <w:sz w:val="19"/>
-          <w:szCs w:val="19"/>
-        </w:rPr>
-        <w:t xml:space="preserve">Oprire la un butoi: se ia probă cu pipeta, se toarnă în pahar.</w:t>
-      </w:r>
-    </w:p>
-    <w:p>
-      <w:pPr>
-        <w:spacing w:after="80" w:line="276"/>
-        <w:ind w:left="340" w:hanging="340"/>
-      </w:pPr>
-      <w:r>
-        <w:rPr>
-          <w:rFonts w:ascii="Calibri" w:cs="Calibri" w:eastAsia="Calibri" w:hAnsi="Calibri"/>
-          <w:b/>
-          <w:bCs/>
-          <w:color w:val="9A7B27"/>
-          <w:sz w:val="19"/>
-          <w:szCs w:val="19"/>
-        </w:rPr>
-        <w:t xml:space="preserve">35–50s   </w:t>
-      </w:r>
-      <w:r>
-        <w:rPr>
-          <w:rFonts w:ascii="Calibri" w:cs="Calibri" w:eastAsia="Calibri" w:hAnsi="Calibri"/>
-          <w:color w:val="262626"/>
-          <w:sz w:val="19"/>
-          <w:szCs w:val="19"/>
-        </w:rPr>
-        <w:t xml:space="preserve">Cadre cu sticlele vechi, praful, rafturile.</w:t>
-      </w:r>
-    </w:p>
-    <w:p>
-      <w:pPr>
-        <w:spacing w:after="80" w:line="276"/>
-        <w:ind w:left="340" w:hanging="340"/>
-      </w:pPr>
-      <w:r>
-        <w:rPr>
-          <w:rFonts w:ascii="Calibri" w:cs="Calibri" w:eastAsia="Calibri" w:hAnsi="Calibri"/>
-          <w:b/>
-          <w:bCs/>
-          <w:color w:val="9A7B27"/>
-          <w:sz w:val="19"/>
-          <w:szCs w:val="19"/>
-        </w:rPr>
-        <w:t xml:space="preserve">50–58s   </w:t>
-      </w:r>
-      <w:r>
-        <w:rPr>
-          <w:rFonts w:ascii="Calibri" w:cs="Calibri" w:eastAsia="Calibri" w:hAnsi="Calibri"/>
-          <w:color w:val="262626"/>
-          <w:sz w:val="19"/>
-          <w:szCs w:val="19"/>
-        </w:rPr>
-        <w:t xml:space="preserve">Ieșire spre lumină. Text final: „Se poate vizita. Link în bio."</w:t>
+        <w:t xml:space="preserve">10–16s   </w:t>
+      </w:r>
+      <w:r>
+        <w:rPr>
+          <w:rFonts w:ascii="Calibri" w:cs="Calibri" w:eastAsia="Calibri" w:hAnsi="Calibri"/>
+          <w:color w:val="262626"/>
+          <w:sz w:val="19"/>
+          <w:szCs w:val="19"/>
+        </w:rPr>
+        <w:t xml:space="preserve">Paharul plin, rotit ușor. Se vede jocul de lumină prin lichid.</w:t>
       </w:r>
     </w:p>
     <w:p>
@@ -5452,37 +5597,7 @@
           <w:sz w:val="20"/>
           <w:szCs w:val="20"/>
         </w:rPr>
-        <w:t xml:space="preserve">„Temperatura de aici nu se reglează. Așa e pivnița, tot anul."</w:t>
-      </w:r>
-    </w:p>
-    <w:p>
-      <w:pPr>
-        <w:spacing w:after="90" w:line="276"/>
-        <w:ind w:left="200"/>
-      </w:pPr>
-      <w:r>
-        <w:rPr>
-          <w:rFonts w:ascii="Calibri" w:cs="Calibri" w:eastAsia="Calibri" w:hAnsi="Calibri"/>
-          <w:color w:val="262626"/>
-          <w:sz w:val="20"/>
-          <w:szCs w:val="20"/>
-        </w:rPr>
-        <w:t xml:space="preserve">„Butoiul ăsta se gustă o dată pe lună. Nu ca să bem — ca să știm ce facem mai departe."</w:t>
-      </w:r>
-    </w:p>
-    <w:p>
-      <w:pPr>
-        <w:spacing w:after="90" w:line="276"/>
-        <w:ind w:left="200"/>
-      </w:pPr>
-      <w:r>
-        <w:rPr>
-          <w:rFonts w:ascii="Calibri" w:cs="Calibri" w:eastAsia="Calibri" w:hAnsi="Calibri"/>
-          <w:color w:val="262626"/>
-          <w:sz w:val="20"/>
-          <w:szCs w:val="20"/>
-        </w:rPr>
-        <w:t xml:space="preserve">„Se poate veni și în vizită. Facem degustări cu grup mic, cu programare."</w:t>
+        <w:t xml:space="preserve">Fără voce. Un singur rând de text la final: „Busuioacă de Bohotin. Gama Suav."</w:t>
       </w:r>
     </w:p>
     <w:p>
@@ -5542,7 +5657,7 @@
                 <w:sz w:val="21"/>
                 <w:szCs w:val="21"/>
               </w:rPr>
-              <w:t xml:space="preserve">Pivnița, la temperatura ei de tot anul. Organizăm degustări cu programare, în grupuri mici.</w:t>
+              <w:t xml:space="preserve">Busuioacă de Bohotin, cules la supracoacere. Culoarea vine din struguri, nu din editare.</w:t>
             </w:r>
           </w:p>
           <w:p>
@@ -5574,7 +5689,7 @@
                 <w:sz w:val="21"/>
                 <w:szCs w:val="21"/>
               </w:rPr>
-              <w:t xml:space="preserve">Rezervări: link în bio sau mesaj direct.</w:t>
+              <w:t xml:space="preserve">Gama Suav. Link în bio.</w:t>
             </w:r>
           </w:p>
           <w:p>
@@ -5606,7 +5721,7 @@
                 <w:sz w:val="21"/>
                 <w:szCs w:val="21"/>
               </w:rPr>
-              <w:t xml:space="preserve">#crama #pivnita #degustare #oenoturism #vrancea #odobesti #vizitacrama</w:t>
+              <w:t xml:space="preserve">#busuioacadebohotin #vinroze #suav #vinromanesc #odobesti</w:t>
             </w:r>
           </w:p>
         </w:tc>
@@ -5651,7 +5766,7 @@
           <w:sz w:val="19"/>
           <w:szCs w:val="19"/>
         </w:rPr>
-        <w:t xml:space="preserve">Sunet original: pașii, ecoul, vinul curgând. Muzica se lasă foarte jos sau deloc — atmosfera se aude.</w:t>
+        <w:t xml:space="preserve">Piesă calmă din biblioteca comercială. Acest format funcționează și cu sunete populare, dacă rămân blânde.</w:t>
       </w:r>
     </w:p>
     <w:p>
@@ -5676,7 +5791,7 @@
           <w:sz w:val="19"/>
           <w:szCs w:val="19"/>
         </w:rPr>
-        <w:t xml:space="preserve">„Rezervări în bio." Aceasta este singura postare cu îndemn direct la o acțiune plătită, iar acțiunea este un serviciu, nu o sticlă.</w:t>
+        <w:t xml:space="preserve">„Link în bio." Fără presiune.</w:t>
       </w:r>
     </w:p>
     <w:p>
@@ -5701,7 +5816,7 @@
           <w:sz w:val="19"/>
           <w:szCs w:val="19"/>
         </w:rPr>
-        <w:t xml:space="preserve">#crama #degustarevinuri #oenoturism #vizitacrama #vrancea #odobesti #turismromania</w:t>
+        <w:t xml:space="preserve">#busuioacadebohotin #vinroze #suav #vinaromat #vinromanesc #odobesti</w:t>
       </w:r>
     </w:p>
     <w:p>
@@ -5721,7 +5836,7 @@
           <w:sz w:val="19"/>
           <w:szCs w:val="19"/>
         </w:rPr>
-        <w:t xml:space="preserve">Vizita la cramă se poate promova fără restricțiile aplicate produsului în sine, iar un vizitator care a fost la voi cumpără ani la rând.</w:t>
+        <w:t xml:space="preserve">Videoclipurile de 15 secunde ajung ușor la vizionare completă și la reluare, iar reluarea este semnalul cel mai valoros de pe platformă. Filmați cinci variante și publicați-o pe cea mai bună.</w:t>
       </w:r>
     </w:p>
     <w:p>
@@ -5739,7 +5854,7 @@
           <w:sz w:val="25"/>
           <w:szCs w:val="25"/>
         </w:rPr>
-        <w:t xml:space="preserve">9. Răspuns la un comentariu</w:t>
+        <w:t xml:space="preserve">9. Pivnița — 60 de secunde sub pământ</w:t>
       </w:r>
       <w:r>
         <w:rPr>
@@ -5750,7 +5865,7 @@
           <w:sz w:val="18"/>
           <w:szCs w:val="18"/>
         </w:rPr>
-        <w:t xml:space="preserve">   · format nativ · se repetă săptămânal</w:t>
+        <w:t xml:space="preserve">   · atmosferă · aduce rezervări</w:t>
       </w:r>
     </w:p>
     <w:p>
@@ -5775,7 +5890,7 @@
           <w:sz w:val="19"/>
           <w:szCs w:val="19"/>
         </w:rPr>
-        <w:t xml:space="preserve">Cel mai bun raport rezultat/efort de pe platformă. Se filmează în cinci minute.</w:t>
+        <w:t xml:space="preserve">Să vândă vizita la cramă. Oenoturismul aduce clienți fideli, nu doar o comandă.</w:t>
       </w:r>
     </w:p>
     <w:p>
@@ -5800,7 +5915,7 @@
           <w:sz w:val="19"/>
           <w:szCs w:val="19"/>
         </w:rPr>
-        <w:t xml:space="preserve">20–30 secunde</w:t>
+        <w:t xml:space="preserve">45–60 secunde</w:t>
       </w:r>
     </w:p>
     <w:p>
@@ -5860,7 +5975,7 @@
                 <w:sz w:val="23"/>
                 <w:szCs w:val="23"/>
               </w:rPr>
-              <w:t xml:space="preserve">Comentariul apare pe ecran, în format nativ de răspuns:</w:t>
+              <w:t xml:space="preserve">Text pe ecran, cadrul 1:</w:t>
             </w:r>
           </w:p>
           <w:p>
@@ -5876,7 +5991,7 @@
                 <w:sz w:val="23"/>
                 <w:szCs w:val="23"/>
               </w:rPr>
-              <w:t xml:space="preserve">„Chiar are gust diferit vinul ecologic sau e doar marketing?"</w:t>
+              <w:t xml:space="preserve">„Aici e cu opt grade mai frig decât afară."</w:t>
             </w:r>
           </w:p>
         </w:tc>
@@ -5922,7 +6037,7 @@
           <w:sz w:val="19"/>
           <w:szCs w:val="19"/>
         </w:rPr>
-        <w:t xml:space="preserve">Comentariul afișat cu funcția de răspuns a platformei. Persoana apare sub el.</w:t>
+        <w:t xml:space="preserve">Ușa pivniței se deschide, camera intră în întuneric. Text pe ecran.</w:t>
       </w:r>
     </w:p>
     <w:p>
@@ -5948,7 +6063,7 @@
           <w:sz w:val="19"/>
           <w:szCs w:val="19"/>
         </w:rPr>
-        <w:t xml:space="preserve">Răspuns direct în cameră, în cramă sau în vie. O singură tăietură, maximum două.</w:t>
+        <w:t xml:space="preserve">Mers continuu printre butoaie, cameră stabilă, o singură tăietură.</w:t>
       </w:r>
     </w:p>
     <w:p>
@@ -5965,16 +6080,68 @@
           <w:sz w:val="19"/>
           <w:szCs w:val="19"/>
         </w:rPr>
-        <w:t xml:space="preserve">20–28s   </w:t>
-      </w:r>
-      <w:r>
-        <w:rPr>
-          <w:rFonts w:ascii="Calibri" w:cs="Calibri" w:eastAsia="Calibri" w:hAnsi="Calibri"/>
-          <w:color w:val="262626"/>
-          <w:sz w:val="19"/>
-          <w:szCs w:val="19"/>
-        </w:rPr>
-        <w:t xml:space="preserve">Cadru final cu produsul despre care s-a vorbit.</w:t>
+        <w:t xml:space="preserve">20–35s   </w:t>
+      </w:r>
+      <w:r>
+        <w:rPr>
+          <w:rFonts w:ascii="Calibri" w:cs="Calibri" w:eastAsia="Calibri" w:hAnsi="Calibri"/>
+          <w:color w:val="262626"/>
+          <w:sz w:val="19"/>
+          <w:szCs w:val="19"/>
+        </w:rPr>
+        <w:t xml:space="preserve">Oprire la un butoi: se ia probă cu pipeta, se toarnă în pahar.</w:t>
+      </w:r>
+    </w:p>
+    <w:p>
+      <w:pPr>
+        <w:spacing w:after="80" w:line="276"/>
+        <w:ind w:left="340" w:hanging="340"/>
+      </w:pPr>
+      <w:r>
+        <w:rPr>
+          <w:rFonts w:ascii="Calibri" w:cs="Calibri" w:eastAsia="Calibri" w:hAnsi="Calibri"/>
+          <w:b/>
+          <w:bCs/>
+          <w:color w:val="9A7B27"/>
+          <w:sz w:val="19"/>
+          <w:szCs w:val="19"/>
+        </w:rPr>
+        <w:t xml:space="preserve">35–50s   </w:t>
+      </w:r>
+      <w:r>
+        <w:rPr>
+          <w:rFonts w:ascii="Calibri" w:cs="Calibri" w:eastAsia="Calibri" w:hAnsi="Calibri"/>
+          <w:color w:val="262626"/>
+          <w:sz w:val="19"/>
+          <w:szCs w:val="19"/>
+        </w:rPr>
+        <w:t xml:space="preserve">Cadre cu sticlele vechi, praful, rafturile.</w:t>
+      </w:r>
+    </w:p>
+    <w:p>
+      <w:pPr>
+        <w:spacing w:after="80" w:line="276"/>
+        <w:ind w:left="340" w:hanging="340"/>
+      </w:pPr>
+      <w:r>
+        <w:rPr>
+          <w:rFonts w:ascii="Calibri" w:cs="Calibri" w:eastAsia="Calibri" w:hAnsi="Calibri"/>
+          <w:b/>
+          <w:bCs/>
+          <w:color w:val="9A7B27"/>
+          <w:sz w:val="19"/>
+          <w:szCs w:val="19"/>
+        </w:rPr>
+        <w:t xml:space="preserve">50–58s   </w:t>
+      </w:r>
+      <w:r>
+        <w:rPr>
+          <w:rFonts w:ascii="Calibri" w:cs="Calibri" w:eastAsia="Calibri" w:hAnsi="Calibri"/>
+          <w:color w:val="262626"/>
+          <w:sz w:val="19"/>
+          <w:szCs w:val="19"/>
+        </w:rPr>
+        <w:t xml:space="preserve">Ieșire spre lumină. Text final: „Se poate vizita. Link în bio."</w:t>
       </w:r>
     </w:p>
     <w:p>
@@ -6006,7 +6173,7 @@
           <w:sz w:val="20"/>
           <w:szCs w:val="20"/>
         </w:rPr>
-        <w:t xml:space="preserve">„Întrebare bună, și răspunsul sincer e: nu automat."</w:t>
+        <w:t xml:space="preserve">„Temperatura de aici nu se reglează. Așa e pivnița, tot anul."</w:t>
       </w:r>
     </w:p>
     <w:p>
@@ -6021,7 +6188,7 @@
           <w:sz w:val="20"/>
           <w:szCs w:val="20"/>
         </w:rPr>
-        <w:t xml:space="preserve">„Ecologic înseamnă cum a fost lucrată via, nu că vinul e obligatoriu mai bun. Un vin prost lucrat ecologic rămâne un vin prost."</w:t>
+        <w:t xml:space="preserve">„Butoiul ăsta se gustă o dată pe lună. Nu ca să bem — ca să știm ce facem mai departe."</w:t>
       </w:r>
     </w:p>
     <w:p>
@@ -6036,7 +6203,7 @@
           <w:sz w:val="20"/>
           <w:szCs w:val="20"/>
         </w:rPr>
-        <w:t xml:space="preserve">„Ce se schimbă e altceva: fără erbicide, via are alt echilibru, iar strugurele ajunge mai curat în cramă. De acolo pornim. Restul îl face omul."</w:t>
+        <w:t xml:space="preserve">„Se poate veni și în vizită. Facem degustări cu grup mic, cu programare."</w:t>
       </w:r>
     </w:p>
     <w:p>
@@ -6096,7 +6263,7 @@
                 <w:sz w:val="21"/>
                 <w:szCs w:val="21"/>
               </w:rPr>
-              <w:t xml:space="preserve">Răspuns la o întrebare bună din comentarii. Puneți-le, le citim pe toate.</w:t>
+              <w:t xml:space="preserve">Pivnița, la temperatura ei de tot anul. Organizăm degustări cu programare, în grupuri mici.</w:t>
             </w:r>
           </w:p>
           <w:p>
@@ -6128,7 +6295,39 @@
                 <w:sz w:val="21"/>
                 <w:szCs w:val="21"/>
               </w:rPr>
-              <w:t xml:space="preserve">#vinbio #vinecologic #intrebari #vinromanesc #odobesti</w:t>
+              <w:t xml:space="preserve">Rezervări: link în bio sau mesaj direct.</w:t>
+            </w:r>
+          </w:p>
+          <w:p>
+            <w:pPr>
+              <w:spacing w:after="0" w:line="288"/>
+            </w:pPr>
+            <w:r>
+              <w:rPr>
+                <w:rFonts w:ascii="Calibri" w:cs="Calibri" w:eastAsia="Calibri" w:hAnsi="Calibri"/>
+                <w:i w:val="false"/>
+                <w:iCs w:val="false"/>
+                <w:color w:val="262626"/>
+                <w:sz w:val="21"/>
+                <w:szCs w:val="21"/>
+              </w:rPr>
+              <w:t xml:space="preserve"> </w:t>
+            </w:r>
+          </w:p>
+          <w:p>
+            <w:pPr>
+              <w:spacing w:after="100" w:line="288"/>
+            </w:pPr>
+            <w:r>
+              <w:rPr>
+                <w:rFonts w:ascii="Calibri" w:cs="Calibri" w:eastAsia="Calibri" w:hAnsi="Calibri"/>
+                <w:i w:val="false"/>
+                <w:iCs w:val="false"/>
+                <w:color w:val="262626"/>
+                <w:sz w:val="21"/>
+                <w:szCs w:val="21"/>
+              </w:rPr>
+              <w:t xml:space="preserve">#crama #pivnita #degustare #oenoturism #vrancea #odobesti #vizitacrama</w:t>
             </w:r>
           </w:p>
         </w:tc>
@@ -6173,7 +6372,7 @@
           <w:sz w:val="19"/>
           <w:szCs w:val="19"/>
         </w:rPr>
-        <w:t xml:space="preserve">Sunet original, obligatoriu. Formatul își pierde credibilitatea cu muzică peste.</w:t>
+        <w:t xml:space="preserve">Sunet original: pașii, ecoul, vinul curgând. Muzica se lasă foarte jos sau deloc — atmosfera se aude.</w:t>
       </w:r>
     </w:p>
     <w:p>
@@ -6198,7 +6397,7 @@
           <w:sz w:val="19"/>
           <w:szCs w:val="19"/>
         </w:rPr>
-        <w:t xml:space="preserve">„Puneți întrebări în comentarii." Fiecare întrebare bună devine următorul videoclip.</w:t>
+        <w:t xml:space="preserve">„Rezervări în bio." Aceasta este singura postare cu îndemn direct la o acțiune plătită, iar acțiunea este un serviciu, nu o sticlă.</w:t>
       </w:r>
     </w:p>
     <w:p>
@@ -6223,7 +6422,7 @@
           <w:sz w:val="19"/>
           <w:szCs w:val="19"/>
         </w:rPr>
-        <w:t xml:space="preserve">#vinbio #vinecologic #vinromanesc #odobesti #intrebarisiraspunsuri</w:t>
+        <w:t xml:space="preserve">#crama #degustarevinuri #oenoturism #vizitacrama #vrancea #odobesti #turismromania</w:t>
       </w:r>
     </w:p>
     <w:p>
@@ -6243,7 +6442,7 @@
           <w:sz w:val="19"/>
           <w:szCs w:val="19"/>
         </w:rPr>
-        <w:t xml:space="preserve">Un răspuns onest, care recunoaște o limită, construiește mai multă încredere decât zece clipuri promoționale. Folosiți funcția nativă de răspuns la comentariu — platforma distribuie aceste clipuri și către cei care au văzut originalul.</w:t>
+        <w:t xml:space="preserve">Vizita la cramă se poate promova fără restricțiile aplicate produsului în sine, iar un vizitator care a fost la voi cumpără ani la rând.</w:t>
       </w:r>
     </w:p>
     <w:p>
@@ -6261,7 +6460,7 @@
           <w:sz w:val="25"/>
           <w:szCs w:val="25"/>
         </w:rPr>
-        <w:t xml:space="preserve">10. Omul care lucrează via de treizeci de ani</w:t>
+        <w:t xml:space="preserve">10. Răspuns la un comentariu</w:t>
       </w:r>
       <w:r>
         <w:rPr>
@@ -6272,7 +6471,7 @@
           <w:sz w:val="18"/>
           <w:szCs w:val="18"/>
         </w:rPr>
-        <w:t xml:space="preserve">   · portret · emoțional</w:t>
+        <w:t xml:space="preserve">   · format nativ · se repetă săptămânal</w:t>
       </w:r>
     </w:p>
     <w:p>
@@ -6297,7 +6496,7 @@
           <w:sz w:val="19"/>
           <w:szCs w:val="19"/>
         </w:rPr>
-        <w:t xml:space="preserve">Să dea un chip brandului. Cel mai comentat clip din pachet.</w:t>
+        <w:t xml:space="preserve">Cel mai bun raport rezultat/efort de pe platformă. Se filmează în cinci minute.</w:t>
       </w:r>
     </w:p>
     <w:p>
@@ -6322,7 +6521,7 @@
           <w:sz w:val="19"/>
           <w:szCs w:val="19"/>
         </w:rPr>
-        <w:t xml:space="preserve">40–60 secunde</w:t>
+        <w:t xml:space="preserve">20–30 secunde</w:t>
       </w:r>
     </w:p>
     <w:p>
@@ -6382,7 +6581,7 @@
                 <w:sz w:val="23"/>
                 <w:szCs w:val="23"/>
               </w:rPr>
-              <w:t xml:space="preserve">Text pe ecran, cadrul 1:</w:t>
+              <w:t xml:space="preserve">Comentariul apare pe ecran, în format nativ de răspuns:</w:t>
             </w:r>
           </w:p>
           <w:p>
@@ -6398,7 +6597,7 @@
                 <w:sz w:val="23"/>
                 <w:szCs w:val="23"/>
               </w:rPr>
-              <w:t xml:space="preserve">„Lucrează via asta de mai mulți ani decât am eu."</w:t>
+              <w:t xml:space="preserve">„Chiar are gust diferit vinul ecologic sau e doar marketing?"</w:t>
             </w:r>
           </w:p>
         </w:tc>
@@ -6435,16 +6634,16 @@
           <w:sz w:val="19"/>
           <w:szCs w:val="19"/>
         </w:rPr>
-        <w:t xml:space="preserve">0–4s     </w:t>
-      </w:r>
-      <w:r>
-        <w:rPr>
-          <w:rFonts w:ascii="Calibri" w:cs="Calibri" w:eastAsia="Calibri" w:hAnsi="Calibri"/>
-          <w:color w:val="262626"/>
-          <w:sz w:val="19"/>
-          <w:szCs w:val="19"/>
-        </w:rPr>
-        <w:t xml:space="preserve">Prim-plan pe mâini bătătorite care leagă coarda de viță. Text pe ecran.</w:t>
+        <w:t xml:space="preserve">0–3s     </w:t>
+      </w:r>
+      <w:r>
+        <w:rPr>
+          <w:rFonts w:ascii="Calibri" w:cs="Calibri" w:eastAsia="Calibri" w:hAnsi="Calibri"/>
+          <w:color w:val="262626"/>
+          <w:sz w:val="19"/>
+          <w:szCs w:val="19"/>
+        </w:rPr>
+        <w:t xml:space="preserve">Comentariul afișat cu funcția de răspuns a platformei. Persoana apare sub el.</w:t>
       </w:r>
     </w:p>
     <w:p>
@@ -6461,16 +6660,16 @@
           <w:sz w:val="19"/>
           <w:szCs w:val="19"/>
         </w:rPr>
-        <w:t xml:space="preserve">4–25s    </w:t>
-      </w:r>
-      <w:r>
-        <w:rPr>
-          <w:rFonts w:ascii="Calibri" w:cs="Calibri" w:eastAsia="Calibri" w:hAnsi="Calibri"/>
-          <w:color w:val="262626"/>
-          <w:sz w:val="19"/>
-          <w:szCs w:val="19"/>
-        </w:rPr>
-        <w:t xml:space="preserve">Persoana vorbește, în picioare, între rânduri. Nu se citește de pe hârtie.</w:t>
+        <w:t xml:space="preserve">3–20s    </w:t>
+      </w:r>
+      <w:r>
+        <w:rPr>
+          <w:rFonts w:ascii="Calibri" w:cs="Calibri" w:eastAsia="Calibri" w:hAnsi="Calibri"/>
+          <w:color w:val="262626"/>
+          <w:sz w:val="19"/>
+          <w:szCs w:val="19"/>
+        </w:rPr>
+        <w:t xml:space="preserve">Răspuns direct în cameră, în cramă sau în vie. O singură tăietură, maximum două.</w:t>
       </w:r>
     </w:p>
     <w:p>
@@ -6487,42 +6686,16 @@
           <w:sz w:val="19"/>
           <w:szCs w:val="19"/>
         </w:rPr>
-        <w:t xml:space="preserve">25–45s   </w:t>
-      </w:r>
-      <w:r>
-        <w:rPr>
-          <w:rFonts w:ascii="Calibri" w:cs="Calibri" w:eastAsia="Calibri" w:hAnsi="Calibri"/>
-          <w:color w:val="262626"/>
-          <w:sz w:val="19"/>
-          <w:szCs w:val="19"/>
-        </w:rPr>
-        <w:t xml:space="preserve">Cadre de acoperire peste voce: unelte, butucul bătrân, pași pe pământ.</w:t>
-      </w:r>
-    </w:p>
-    <w:p>
-      <w:pPr>
-        <w:spacing w:after="80" w:line="276"/>
-        <w:ind w:left="340" w:hanging="340"/>
-      </w:pPr>
-      <w:r>
-        <w:rPr>
-          <w:rFonts w:ascii="Calibri" w:cs="Calibri" w:eastAsia="Calibri" w:hAnsi="Calibri"/>
-          <w:b/>
-          <w:bCs/>
-          <w:color w:val="9A7B27"/>
-          <w:sz w:val="19"/>
-          <w:szCs w:val="19"/>
-        </w:rPr>
-        <w:t xml:space="preserve">45–55s   </w:t>
-      </w:r>
-      <w:r>
-        <w:rPr>
-          <w:rFonts w:ascii="Calibri" w:cs="Calibri" w:eastAsia="Calibri" w:hAnsi="Calibri"/>
-          <w:color w:val="262626"/>
-          <w:sz w:val="19"/>
-          <w:szCs w:val="19"/>
-        </w:rPr>
-        <w:t xml:space="preserve">Cadru final: privește spre vie, tăcere trei secunde. Numele afișat pe ecran.</w:t>
+        <w:t xml:space="preserve">20–28s   </w:t>
+      </w:r>
+      <w:r>
+        <w:rPr>
+          <w:rFonts w:ascii="Calibri" w:cs="Calibri" w:eastAsia="Calibri" w:hAnsi="Calibri"/>
+          <w:color w:val="262626"/>
+          <w:sz w:val="19"/>
+          <w:szCs w:val="19"/>
+        </w:rPr>
+        <w:t xml:space="preserve">Cadru final cu produsul despre care s-a vorbit.</w:t>
       </w:r>
     </w:p>
     <w:p>
@@ -6554,7 +6727,7 @@
           <w:sz w:val="20"/>
           <w:szCs w:val="20"/>
         </w:rPr>
-        <w:t xml:space="preserve">Nu se scrie dinainte. Trei întrebări, filmați răspunsurile și păstrați ce e bun:</w:t>
+        <w:t xml:space="preserve">„Întrebare bună, și răspunsul sincer e: nu automat."</w:t>
       </w:r>
     </w:p>
     <w:p>
@@ -6569,7 +6742,7 @@
           <w:sz w:val="20"/>
           <w:szCs w:val="20"/>
         </w:rPr>
-        <w:t xml:space="preserve">„De când lucrați aici?"</w:t>
+        <w:t xml:space="preserve">„Ecologic înseamnă cum a fost lucrată via, nu că vinul e obligatoriu mai bun. Un vin prost lucrat ecologic rămâne un vin prost."</w:t>
       </w:r>
     </w:p>
     <w:p>
@@ -6584,22 +6757,7 @@
           <w:sz w:val="20"/>
           <w:szCs w:val="20"/>
         </w:rPr>
-        <w:t xml:space="preserve">„Ce s-a schimbat cel mai mult de când ați început?"</w:t>
-      </w:r>
-    </w:p>
-    <w:p>
-      <w:pPr>
-        <w:spacing w:after="90" w:line="276"/>
-        <w:ind w:left="200"/>
-      </w:pPr>
-      <w:r>
-        <w:rPr>
-          <w:rFonts w:ascii="Calibri" w:cs="Calibri" w:eastAsia="Calibri" w:hAnsi="Calibri"/>
-          <w:color w:val="262626"/>
-          <w:sz w:val="20"/>
-          <w:szCs w:val="20"/>
-        </w:rPr>
-        <w:t xml:space="preserve">„Care e anul de care vă amintiți cel mai bine și de ce?"</w:t>
+        <w:t xml:space="preserve">„Ce se schimbă e altceva: fără erbicide, via are alt echilibru, iar strugurele ajunge mai curat în cramă. De acolo pornim. Restul îl face omul."</w:t>
       </w:r>
     </w:p>
     <w:p>
@@ -6659,7 +6817,7 @@
                 <w:sz w:val="21"/>
                 <w:szCs w:val="21"/>
               </w:rPr>
-              <w:t xml:space="preserve">[NUME], [NUMĂR] de ani în via de la Odobești. Îl întrebăm ce s-a schimbat.</w:t>
+              <w:t xml:space="preserve">Răspuns la o întrebare bună din comentarii. Puneți-le, le citim pe toate.</w:t>
             </w:r>
           </w:p>
           <w:p>
@@ -6691,7 +6849,7 @@
                 <w:sz w:val="21"/>
                 <w:szCs w:val="21"/>
               </w:rPr>
-              <w:t xml:space="preserve">#oameni #podgorie #traditie #vinromanesc #odobesti #vrancea</w:t>
+              <w:t xml:space="preserve">#vinbio #vinecologic #intrebari #vinromanesc #odobesti</w:t>
             </w:r>
           </w:p>
         </w:tc>
@@ -6736,7 +6894,7 @@
           <w:sz w:val="19"/>
           <w:szCs w:val="19"/>
         </w:rPr>
-        <w:t xml:space="preserve">Doar sunet original. Vânt, unelte, voce. Muzica ar strica exact ce încercați să obțineți.</w:t>
+        <w:t xml:space="preserve">Sunet original, obligatoriu. Formatul își pierde credibilitatea cu muzică peste.</w:t>
       </w:r>
     </w:p>
     <w:p>
@@ -6761,7 +6919,7 @@
           <w:sz w:val="19"/>
           <w:szCs w:val="19"/>
         </w:rPr>
-        <w:t xml:space="preserve">Niciunul. Acest clip nu vinde nimic și de aceea funcționează.</w:t>
+        <w:t xml:space="preserve">„Puneți întrebări în comentarii." Fiecare întrebare bună devine următorul videoclip.</w:t>
       </w:r>
     </w:p>
     <w:p>
@@ -6786,7 +6944,7 @@
           <w:sz w:val="19"/>
           <w:szCs w:val="19"/>
         </w:rPr>
-        <w:t xml:space="preserve">#oameni #podgorie #traditie #vinromanesc #odobesti #vrancea #mestesug</w:t>
+        <w:t xml:space="preserve">#vinbio #vinecologic #vinromanesc #odobesti #intrebarisiraspunsuri</w:t>
       </w:r>
     </w:p>
     <w:p>
@@ -6806,7 +6964,7 @@
           <w:sz w:val="19"/>
           <w:szCs w:val="19"/>
         </w:rPr>
-        <w:t xml:space="preserve">Cereți acordul persoanei filmate, în scris, înainte de publicare. Portretele autentice generează cele mai multe comentarii, iar comentariile aduc distribuție.</w:t>
+        <w:t xml:space="preserve">Un răspuns onest, care recunoaște o limită, construiește mai multă încredere decât zece clipuri promoționale. Folosiți funcția nativă de răspuns la comentariu — platforma distribuie aceste clipuri și către cei care au văzut originalul.</w:t>
       </w:r>
     </w:p>
     <w:p>
@@ -6824,7 +6982,7 @@
           <w:sz w:val="25"/>
           <w:szCs w:val="25"/>
         </w:rPr>
-        <w:t xml:space="preserve">11. Ce se pune pe masă lângă Băbească Neagră</w:t>
+        <w:t xml:space="preserve">11. Omul care lucrează via de treizeci de ani</w:t>
       </w:r>
       <w:r>
         <w:rPr>
@@ -6835,7 +6993,7 @@
           <w:sz w:val="18"/>
           <w:szCs w:val="18"/>
         </w:rPr>
-        <w:t xml:space="preserve">   · asociere cu mâncarea · aduce accesări</w:t>
+        <w:t xml:space="preserve">   · portret · emoțional</w:t>
       </w:r>
     </w:p>
     <w:p>
@@ -6860,7 +7018,7 @@
           <w:sz w:val="19"/>
           <w:szCs w:val="19"/>
         </w:rPr>
-        <w:t xml:space="preserve">Să lege vinul de un moment concret de consum. Cel mai direct drum către comandă.</w:t>
+        <w:t xml:space="preserve">Să dea un chip brandului. Cel mai comentat clip din pachet.</w:t>
       </w:r>
     </w:p>
     <w:p>
@@ -6885,7 +7043,7 @@
           <w:sz w:val="19"/>
           <w:szCs w:val="19"/>
         </w:rPr>
-        <w:t xml:space="preserve">25–35 secunde</w:t>
+        <w:t xml:space="preserve">40–60 secunde</w:t>
       </w:r>
     </w:p>
     <w:p>
@@ -6961,7 +7119,7 @@
                 <w:sz w:val="23"/>
                 <w:szCs w:val="23"/>
               </w:rPr>
-              <w:t xml:space="preserve">„Sarmale și un vin care nu le strivește."</w:t>
+              <w:t xml:space="preserve">„Lucrează via asta de mai mulți ani decât am eu."</w:t>
             </w:r>
           </w:p>
         </w:tc>
@@ -6998,16 +7156,16 @@
           <w:sz w:val="19"/>
           <w:szCs w:val="19"/>
         </w:rPr>
-        <w:t xml:space="preserve">0–3s     </w:t>
-      </w:r>
-      <w:r>
-        <w:rPr>
-          <w:rFonts w:ascii="Calibri" w:cs="Calibri" w:eastAsia="Calibri" w:hAnsi="Calibri"/>
-          <w:color w:val="262626"/>
-          <w:sz w:val="19"/>
-          <w:szCs w:val="19"/>
-        </w:rPr>
-        <w:t xml:space="preserve">Cratița descoperită, aburi. Text pe ecran.</w:t>
+        <w:t xml:space="preserve">0–4s     </w:t>
+      </w:r>
+      <w:r>
+        <w:rPr>
+          <w:rFonts w:ascii="Calibri" w:cs="Calibri" w:eastAsia="Calibri" w:hAnsi="Calibri"/>
+          <w:color w:val="262626"/>
+          <w:sz w:val="19"/>
+          <w:szCs w:val="19"/>
+        </w:rPr>
+        <w:t xml:space="preserve">Prim-plan pe mâini bătătorite care leagă coarda de viță. Text pe ecran.</w:t>
       </w:r>
     </w:p>
     <w:p>
@@ -7024,16 +7182,16 @@
           <w:sz w:val="19"/>
           <w:szCs w:val="19"/>
         </w:rPr>
-        <w:t xml:space="preserve">3–12s    </w:t>
-      </w:r>
-      <w:r>
-        <w:rPr>
-          <w:rFonts w:ascii="Calibri" w:cs="Calibri" w:eastAsia="Calibri" w:hAnsi="Calibri"/>
-          <w:color w:val="262626"/>
-          <w:sz w:val="19"/>
-          <w:szCs w:val="19"/>
-        </w:rPr>
-        <w:t xml:space="preserve">Farfuria se compune: sarmale, smântână, ardei iute. Filmare de sus.</w:t>
+        <w:t xml:space="preserve">4–25s    </w:t>
+      </w:r>
+      <w:r>
+        <w:rPr>
+          <w:rFonts w:ascii="Calibri" w:cs="Calibri" w:eastAsia="Calibri" w:hAnsi="Calibri"/>
+          <w:color w:val="262626"/>
+          <w:sz w:val="19"/>
+          <w:szCs w:val="19"/>
+        </w:rPr>
+        <w:t xml:space="preserve">Persoana vorbește, în picioare, între rânduri. Nu se citește de pe hârtie.</w:t>
       </w:r>
     </w:p>
     <w:p>
@@ -7050,16 +7208,16 @@
           <w:sz w:val="19"/>
           <w:szCs w:val="19"/>
         </w:rPr>
-        <w:t xml:space="preserve">12–22s   </w:t>
-      </w:r>
-      <w:r>
-        <w:rPr>
-          <w:rFonts w:ascii="Calibri" w:cs="Calibri" w:eastAsia="Calibri" w:hAnsi="Calibri"/>
-          <w:color w:val="262626"/>
-          <w:sz w:val="19"/>
-          <w:szCs w:val="19"/>
-        </w:rPr>
-        <w:t xml:space="preserve">Sticla intră în cadru, se toarnă în pahar lângă farfurie.</w:t>
+        <w:t xml:space="preserve">25–45s   </w:t>
+      </w:r>
+      <w:r>
+        <w:rPr>
+          <w:rFonts w:ascii="Calibri" w:cs="Calibri" w:eastAsia="Calibri" w:hAnsi="Calibri"/>
+          <w:color w:val="262626"/>
+          <w:sz w:val="19"/>
+          <w:szCs w:val="19"/>
+        </w:rPr>
+        <w:t xml:space="preserve">Cadre de acoperire peste voce: unelte, butucul bătrân, pași pe pământ.</w:t>
       </w:r>
     </w:p>
     <w:p>
@@ -7076,16 +7234,16 @@
           <w:sz w:val="19"/>
           <w:szCs w:val="19"/>
         </w:rPr>
-        <w:t xml:space="preserve">22–30s   </w:t>
-      </w:r>
-      <w:r>
-        <w:rPr>
-          <w:rFonts w:ascii="Calibri" w:cs="Calibri" w:eastAsia="Calibri" w:hAnsi="Calibri"/>
-          <w:color w:val="262626"/>
-          <w:sz w:val="19"/>
-          <w:szCs w:val="19"/>
-        </w:rPr>
-        <w:t xml:space="preserve">Prima îmbucătură, apoi paharul ridicat. Cadru cald, de masă reală.</w:t>
+        <w:t xml:space="preserve">45–55s   </w:t>
+      </w:r>
+      <w:r>
+        <w:rPr>
+          <w:rFonts w:ascii="Calibri" w:cs="Calibri" w:eastAsia="Calibri" w:hAnsi="Calibri"/>
+          <w:color w:val="262626"/>
+          <w:sz w:val="19"/>
+          <w:szCs w:val="19"/>
+        </w:rPr>
+        <w:t xml:space="preserve">Cadru final: privește spre vie, tăcere trei secunde. Numele afișat pe ecran.</w:t>
       </w:r>
     </w:p>
     <w:p>
@@ -7117,7 +7275,7 @@
           <w:sz w:val="20"/>
           <w:szCs w:val="20"/>
         </w:rPr>
-        <w:t xml:space="preserve">„Băbească Neagră. Are aciditate și taninuri blânde — exact ce trebuie la o mâncare grasă."</w:t>
+        <w:t xml:space="preserve">Nu se scrie dinainte. Trei întrebări, filmați răspunsurile și păstrați ce e bun:</w:t>
       </w:r>
     </w:p>
     <w:p>
@@ -7132,7 +7290,7 @@
           <w:sz w:val="20"/>
           <w:szCs w:val="20"/>
         </w:rPr>
-        <w:t xml:space="preserve">„Un roșu puternic ar acoperi totul. Ăsta curăță gura și te lasă să mai iei o dată."</w:t>
+        <w:t xml:space="preserve">„De când lucrați aici?"</w:t>
       </w:r>
     </w:p>
     <w:p>
@@ -7147,7 +7305,22 @@
           <w:sz w:val="20"/>
           <w:szCs w:val="20"/>
         </w:rPr>
-        <w:t xml:space="preserve">„Se servește la 16 grade. Nu de la calorifer."</w:t>
+        <w:t xml:space="preserve">„Ce s-a schimbat cel mai mult de când ați început?"</w:t>
+      </w:r>
+    </w:p>
+    <w:p>
+      <w:pPr>
+        <w:spacing w:after="90" w:line="276"/>
+        <w:ind w:left="200"/>
+      </w:pPr>
+      <w:r>
+        <w:rPr>
+          <w:rFonts w:ascii="Calibri" w:cs="Calibri" w:eastAsia="Calibri" w:hAnsi="Calibri"/>
+          <w:color w:val="262626"/>
+          <w:sz w:val="20"/>
+          <w:szCs w:val="20"/>
+        </w:rPr>
+        <w:t xml:space="preserve">„Care e anul de care vă amintiți cel mai bine și de ce?"</w:t>
       </w:r>
     </w:p>
     <w:p>
@@ -7207,7 +7380,7 @@
                 <w:sz w:val="21"/>
                 <w:szCs w:val="21"/>
               </w:rPr>
-              <w:t xml:space="preserve">Băbească Neagră lângă sarmale. Aciditatea taie grăsimea, taninurile nu se ceartă cu mâncarea.</w:t>
+              <w:t xml:space="preserve">[NUME], [NUMĂR] de ani în via de la Odobești. Îl întrebăm ce s-a schimbat.</w:t>
             </w:r>
           </w:p>
           <w:p>
@@ -7239,39 +7412,7 @@
                 <w:sz w:val="21"/>
                 <w:szCs w:val="21"/>
               </w:rPr>
-              <w:t xml:space="preserve">Link în bio.</w:t>
-            </w:r>
-          </w:p>
-          <w:p>
-            <w:pPr>
-              <w:spacing w:after="0" w:line="288"/>
-            </w:pPr>
-            <w:r>
-              <w:rPr>
-                <w:rFonts w:ascii="Calibri" w:cs="Calibri" w:eastAsia="Calibri" w:hAnsi="Calibri"/>
-                <w:i w:val="false"/>
-                <w:iCs w:val="false"/>
-                <w:color w:val="262626"/>
-                <w:sz w:val="21"/>
-                <w:szCs w:val="21"/>
-              </w:rPr>
-              <w:t xml:space="preserve"> </w:t>
-            </w:r>
-          </w:p>
-          <w:p>
-            <w:pPr>
-              <w:spacing w:after="100" w:line="288"/>
-            </w:pPr>
-            <w:r>
-              <w:rPr>
-                <w:rFonts w:ascii="Calibri" w:cs="Calibri" w:eastAsia="Calibri" w:hAnsi="Calibri"/>
-                <w:i w:val="false"/>
-                <w:iCs w:val="false"/>
-                <w:color w:val="262626"/>
-                <w:sz w:val="21"/>
-                <w:szCs w:val="21"/>
-              </w:rPr>
-              <w:t xml:space="preserve">#babeasca #sarmale #mancareromaneasca #asocierevin #vinromanesc #odobesti</w:t>
+              <w:t xml:space="preserve">#oameni #podgorie #traditie #vinromanesc #odobesti #vrancea</w:t>
             </w:r>
           </w:p>
         </w:tc>
@@ -7316,7 +7457,7 @@
           <w:sz w:val="19"/>
           <w:szCs w:val="19"/>
         </w:rPr>
-        <w:t xml:space="preserve">Sunet original, cu accent pe sunetele de gătit. Sunetele de mâncare rețin spectatorul mai bine decât muzica.</w:t>
+        <w:t xml:space="preserve">Doar sunet original. Vânt, unelte, voce. Muzica ar strica exact ce încercați să obțineți.</w:t>
       </w:r>
     </w:p>
     <w:p>
@@ -7341,7 +7482,7 @@
           <w:sz w:val="19"/>
           <w:szCs w:val="19"/>
         </w:rPr>
-        <w:t xml:space="preserve">„Link în bio."</w:t>
+        <w:t xml:space="preserve">Niciunul. Acest clip nu vinde nimic și de aceea funcționează.</w:t>
       </w:r>
     </w:p>
     <w:p>
@@ -7366,7 +7507,7 @@
           <w:sz w:val="19"/>
           <w:szCs w:val="19"/>
         </w:rPr>
-        <w:t xml:space="preserve">#babeascaneagra #sarmale #mancareromaneasca #asocierevin #vinromanesc #odobesti</w:t>
+        <w:t xml:space="preserve">#oameni #podgorie #traditie #vinromanesc #odobesti #vrancea #mestesug</w:t>
       </w:r>
     </w:p>
     <w:p>
@@ -7386,7 +7527,7 @@
           <w:sz w:val="19"/>
           <w:szCs w:val="19"/>
         </w:rPr>
-        <w:t xml:space="preserve">Mâncarea aduce un public mult mai larg decât vinul. Videoclipurile de asociere ajung la oameni care nu urmăresc conturi de cramă, dar gătesc duminica.</w:t>
+        <w:t xml:space="preserve">Cereți acordul persoanei filmate, în scris, înainte de publicare. Portretele autentice generează cele mai multe comentarii, iar comentariile aduc distribuție.</w:t>
       </w:r>
     </w:p>
     <w:p>
@@ -7404,7 +7545,7 @@
           <w:sz w:val="25"/>
           <w:szCs w:val="25"/>
         </w:rPr>
-        <w:t xml:space="preserve">12. Pachetul de descoperire</w:t>
+        <w:t xml:space="preserve">12. Ce se pune pe masă lângă Băbească Neagră</w:t>
       </w:r>
       <w:r>
         <w:rPr>
@@ -7415,7 +7556,7 @@
           <w:sz w:val="18"/>
           <w:szCs w:val="18"/>
         </w:rPr>
-        <w:t xml:space="preserve">   · conversie · singurul clip de vânzare</w:t>
+        <w:t xml:space="preserve">   · asociere cu mâncarea · aduce accesări</w:t>
       </w:r>
     </w:p>
     <w:p>
@@ -7440,7 +7581,7 @@
           <w:sz w:val="19"/>
           <w:szCs w:val="19"/>
         </w:rPr>
-        <w:t xml:space="preserve">Clipul care închide ciclul. Se publică după ce celelalte unsprezece au construit contextul.</w:t>
+        <w:t xml:space="preserve">Să lege vinul de un moment concret de consum. Cel mai direct drum către comandă.</w:t>
       </w:r>
     </w:p>
     <w:p>
@@ -7541,7 +7682,7 @@
                 <w:sz w:val="23"/>
                 <w:szCs w:val="23"/>
               </w:rPr>
-              <w:t xml:space="preserve">„Șase soiuri, ca să aflați care e al dumneavoastră."</w:t>
+              <w:t xml:space="preserve">„Sarmale și un vin care nu le strivește."</w:t>
             </w:r>
           </w:p>
         </w:tc>
@@ -7587,7 +7728,7 @@
           <w:sz w:val="19"/>
           <w:szCs w:val="19"/>
         </w:rPr>
-        <w:t xml:space="preserve">Cutia închisă pe masă. Mâinile o deschid. Text pe ecran.</w:t>
+        <w:t xml:space="preserve">Cratița descoperită, aburi. Text pe ecran.</w:t>
       </w:r>
     </w:p>
     <w:p>
@@ -7604,16 +7745,16 @@
           <w:sz w:val="19"/>
           <w:szCs w:val="19"/>
         </w:rPr>
-        <w:t xml:space="preserve">3–15s    </w:t>
-      </w:r>
-      <w:r>
-        <w:rPr>
-          <w:rFonts w:ascii="Calibri" w:cs="Calibri" w:eastAsia="Calibri" w:hAnsi="Calibri"/>
-          <w:color w:val="262626"/>
-          <w:sz w:val="19"/>
-          <w:szCs w:val="19"/>
-        </w:rPr>
-        <w:t xml:space="preserve">Sticlele scoase una câte una, numele fiecărui soi apare pe ecran la scoatere.</w:t>
+        <w:t xml:space="preserve">3–12s    </w:t>
+      </w:r>
+      <w:r>
+        <w:rPr>
+          <w:rFonts w:ascii="Calibri" w:cs="Calibri" w:eastAsia="Calibri" w:hAnsi="Calibri"/>
+          <w:color w:val="262626"/>
+          <w:sz w:val="19"/>
+          <w:szCs w:val="19"/>
+        </w:rPr>
+        <w:t xml:space="preserve">Farfuria se compune: sarmale, smântână, ardei iute. Filmare de sus.</w:t>
       </w:r>
     </w:p>
     <w:p>
@@ -7630,16 +7771,16 @@
           <w:sz w:val="19"/>
           <w:szCs w:val="19"/>
         </w:rPr>
-        <w:t xml:space="preserve">15–24s   </w:t>
-      </w:r>
-      <w:r>
-        <w:rPr>
-          <w:rFonts w:ascii="Calibri" w:cs="Calibri" w:eastAsia="Calibri" w:hAnsi="Calibri"/>
-          <w:color w:val="262626"/>
-          <w:sz w:val="19"/>
-          <w:szCs w:val="19"/>
-        </w:rPr>
-        <w:t xml:space="preserve">Fișele de degustare așezate lângă sticle, prim-plan pe una dintre ele.</w:t>
+        <w:t xml:space="preserve">12–22s   </w:t>
+      </w:r>
+      <w:r>
+        <w:rPr>
+          <w:rFonts w:ascii="Calibri" w:cs="Calibri" w:eastAsia="Calibri" w:hAnsi="Calibri"/>
+          <w:color w:val="262626"/>
+          <w:sz w:val="19"/>
+          <w:szCs w:val="19"/>
+        </w:rPr>
+        <w:t xml:space="preserve">Sticla intră în cadru, se toarnă în pahar lângă farfurie.</w:t>
       </w:r>
     </w:p>
     <w:p>
@@ -7656,16 +7797,16 @@
           <w:sz w:val="19"/>
           <w:szCs w:val="19"/>
         </w:rPr>
-        <w:t xml:space="preserve">24–32s   </w:t>
-      </w:r>
-      <w:r>
-        <w:rPr>
-          <w:rFonts w:ascii="Calibri" w:cs="Calibri" w:eastAsia="Calibri" w:hAnsi="Calibri"/>
-          <w:color w:val="262626"/>
-          <w:sz w:val="19"/>
-          <w:szCs w:val="19"/>
-        </w:rPr>
-        <w:t xml:space="preserve">Cadru de sus cu tot pachetul aranjat. Text final: „Link în bio."</w:t>
+        <w:t xml:space="preserve">22–30s   </w:t>
+      </w:r>
+      <w:r>
+        <w:rPr>
+          <w:rFonts w:ascii="Calibri" w:cs="Calibri" w:eastAsia="Calibri" w:hAnsi="Calibri"/>
+          <w:color w:val="262626"/>
+          <w:sz w:val="19"/>
+          <w:szCs w:val="19"/>
+        </w:rPr>
+        <w:t xml:space="preserve">Prima îmbucătură, apoi paharul ridicat. Cadru cald, de masă reală.</w:t>
       </w:r>
     </w:p>
     <w:p>
@@ -7697,7 +7838,7 @@
           <w:sz w:val="20"/>
           <w:szCs w:val="20"/>
         </w:rPr>
-        <w:t xml:space="preserve">„Șase soiuri diferite, din game diferite. Câte o fișă pentru fiecare: ce e, la ce temperatură se bea, cu ce merge."</w:t>
+        <w:t xml:space="preserve">„Băbească Neagră. Are aciditate și taninuri blânde — exact ce trebuie la o mâncare grasă."</w:t>
       </w:r>
     </w:p>
     <w:p>
@@ -7712,7 +7853,22 @@
           <w:sz w:val="20"/>
           <w:szCs w:val="20"/>
         </w:rPr>
-        <w:t xml:space="preserve">„Ideea e simplă: gustați șase, aflați care vă place, iar data viitoare comandați în cunoștință de cauză."</w:t>
+        <w:t xml:space="preserve">„Un roșu puternic ar acoperi totul. Ăsta curăță gura și te lasă să mai iei o dată."</w:t>
+      </w:r>
+    </w:p>
+    <w:p>
+      <w:pPr>
+        <w:spacing w:after="90" w:line="276"/>
+        <w:ind w:left="200"/>
+      </w:pPr>
+      <w:r>
+        <w:rPr>
+          <w:rFonts w:ascii="Calibri" w:cs="Calibri" w:eastAsia="Calibri" w:hAnsi="Calibri"/>
+          <w:color w:val="262626"/>
+          <w:sz w:val="20"/>
+          <w:szCs w:val="20"/>
+        </w:rPr>
+        <w:t xml:space="preserve">„Se servește la 16 grade. Nu de la calorifer."</w:t>
       </w:r>
     </w:p>
     <w:p>
@@ -7772,7 +7928,7 @@
                 <w:sz w:val="21"/>
                 <w:szCs w:val="21"/>
               </w:rPr>
-              <w:t xml:space="preserve">Pachetul de descoperire: șase soiuri, șase fișe, o singură comandă.</w:t>
+              <w:t xml:space="preserve">Băbească Neagră lângă sarmale. Aciditatea taie grăsimea, taninurile nu se ceartă cu mâncarea.</w:t>
             </w:r>
           </w:p>
           <w:p>
@@ -7804,7 +7960,7 @@
                 <w:sz w:val="21"/>
                 <w:szCs w:val="21"/>
               </w:rPr>
-              <w:t xml:space="preserve">Detalii și comandă: link în bio.</w:t>
+              <w:t xml:space="preserve">Link în bio.</w:t>
             </w:r>
           </w:p>
           <w:p>
@@ -7836,7 +7992,7 @@
                 <w:sz w:val="21"/>
                 <w:szCs w:val="21"/>
               </w:rPr>
-              <w:t xml:space="preserve">#pachetdegustare #vinromanesc #odobesti #soiuriromanesti</w:t>
+              <w:t xml:space="preserve">#babeasca #sarmale #mancareromaneasca #asocierevin #vinromanesc #odobesti</w:t>
             </w:r>
           </w:p>
         </w:tc>
@@ -7881,7 +8037,7 @@
           <w:sz w:val="19"/>
           <w:szCs w:val="19"/>
         </w:rPr>
-        <w:t xml:space="preserve">Sunet original, cu accent pe sunetul cutiei și al sticlelor. Ritm calm.</w:t>
+        <w:t xml:space="preserve">Sunet original, cu accent pe sunetele de gătit. Sunetele de mâncare rețin spectatorul mai bine decât muzica.</w:t>
       </w:r>
     </w:p>
     <w:p>
@@ -7906,7 +8062,7 @@
           <w:sz w:val="19"/>
           <w:szCs w:val="19"/>
         </w:rPr>
-        <w:t xml:space="preserve">„Link în bio." Asigurați-vă că linkul duce direct în pagina pachetului, nu pe prima pagină a magazinului.</w:t>
+        <w:t xml:space="preserve">„Link în bio."</w:t>
       </w:r>
     </w:p>
     <w:p>
@@ -7931,7 +8087,7 @@
           <w:sz w:val="19"/>
           <w:szCs w:val="19"/>
         </w:rPr>
-        <w:t xml:space="preserve">#pachetdegustare #vinromanesc #odobesti #soiuriromanesti #cadou</w:t>
+        <w:t xml:space="preserve">#babeascaneagra #sarmale #mancareromaneasca #asocierevin #vinromanesc #odobesti</w:t>
       </w:r>
     </w:p>
     <w:p>
@@ -7951,7 +8107,572 @@
           <w:sz w:val="19"/>
           <w:szCs w:val="19"/>
         </w:rPr>
-        <w:t xml:space="preserve">Un singur clip de vânzare la unsprezece de conținut. Acesta este raportul care ține contul în viață pe TikTok; inversat, contul moare în trei săptămâni.</w:t>
+        <w:t xml:space="preserve">Mâncarea aduce un public mult mai larg decât vinul. Videoclipurile de asociere ajung la oameni care nu urmăresc conturi de cramă, dar gătesc duminica.</w:t>
+      </w:r>
+    </w:p>
+    <w:p>
+      <w:pPr>
+        <w:pStyle w:val="Heading2"/>
+        <w:keepNext/>
+        <w:spacing w:after="60" w:before="400"/>
+      </w:pPr>
+      <w:r>
+        <w:rPr>
+          <w:rFonts w:ascii="Georgia" w:cs="Georgia" w:eastAsia="Georgia" w:hAnsi="Georgia"/>
+          <w:b/>
+          <w:bCs/>
+          <w:color w:val="5E1026"/>
+          <w:sz w:val="25"/>
+          <w:szCs w:val="25"/>
+        </w:rPr>
+        <w:t xml:space="preserve">13. Pachetul de descoperire</w:t>
+      </w:r>
+      <w:r>
+        <w:rPr>
+          <w:rFonts w:ascii="Calibri" w:cs="Calibri" w:eastAsia="Calibri" w:hAnsi="Calibri"/>
+          <w:i/>
+          <w:iCs/>
+          <w:color w:val="6E6E6E"/>
+          <w:sz w:val="18"/>
+          <w:szCs w:val="18"/>
+        </w:rPr>
+        <w:t xml:space="preserve">   · conversie · singurul clip de vânzare</w:t>
+      </w:r>
+    </w:p>
+    <w:p>
+      <w:pPr>
+        <w:spacing w:after="90" w:line="276"/>
+      </w:pPr>
+      <w:r>
+        <w:rPr>
+          <w:rFonts w:ascii="Calibri" w:cs="Calibri" w:eastAsia="Calibri" w:hAnsi="Calibri"/>
+          <w:b/>
+          <w:bCs/>
+          <w:color w:val="5E1026"/>
+          <w:sz w:val="19"/>
+          <w:szCs w:val="19"/>
+        </w:rPr>
+        <w:t xml:space="preserve">Obiectiv — </w:t>
+      </w:r>
+      <w:r>
+        <w:rPr>
+          <w:rFonts w:ascii="Calibri" w:cs="Calibri" w:eastAsia="Calibri" w:hAnsi="Calibri"/>
+          <w:color w:val="262626"/>
+          <w:sz w:val="19"/>
+          <w:szCs w:val="19"/>
+        </w:rPr>
+        <w:t xml:space="preserve">Clipul care închide ciclul. Se publică după ce celelalte unsprezece au construit contextul.</w:t>
+      </w:r>
+    </w:p>
+    <w:p>
+      <w:pPr>
+        <w:spacing w:after="90" w:line="276"/>
+      </w:pPr>
+      <w:r>
+        <w:rPr>
+          <w:rFonts w:ascii="Calibri" w:cs="Calibri" w:eastAsia="Calibri" w:hAnsi="Calibri"/>
+          <w:b/>
+          <w:bCs/>
+          <w:color w:val="5E1026"/>
+          <w:sz w:val="19"/>
+          <w:szCs w:val="19"/>
+        </w:rPr>
+        <w:t xml:space="preserve">Durată — </w:t>
+      </w:r>
+      <w:r>
+        <w:rPr>
+          <w:rFonts w:ascii="Calibri" w:cs="Calibri" w:eastAsia="Calibri" w:hAnsi="Calibri"/>
+          <w:color w:val="262626"/>
+          <w:sz w:val="19"/>
+          <w:szCs w:val="19"/>
+        </w:rPr>
+        <w:t xml:space="preserve">25–35 secunde</w:t>
+      </w:r>
+    </w:p>
+    <w:p>
+      <w:pPr>
+        <w:spacing w:after="70" w:before="200"/>
+      </w:pPr>
+      <w:r>
+        <w:rPr>
+          <w:rFonts w:ascii="Calibri" w:cs="Calibri" w:eastAsia="Calibri" w:hAnsi="Calibri"/>
+          <w:b/>
+          <w:bCs/>
+          <w:color w:val="9A7B27"/>
+          <w:spacing w:val="30"/>
+          <w:sz w:val="16"/>
+          <w:szCs w:val="16"/>
+        </w:rPr>
+        <w:t xml:space="preserve">CÂRLIGUL — PRIMELE DOUĂ SECUNDE</w:t>
+      </w:r>
+    </w:p>
+    <w:tbl>
+      <w:tblPr>
+        <w:tblW w:type="dxa" w:w="9026"/>
+        <w:tblBorders>
+          <w:top w:val="single" w:color="DED3C8" w:sz="4"/>
+          <w:left w:val="single" w:color="9A7B27" w:sz="18"/>
+          <w:bottom w:val="single" w:color="DED3C8" w:sz="4"/>
+          <w:right w:val="single" w:color="DED3C8" w:sz="4"/>
+          <w:insideH w:val="none" w:color="FFFFFF" w:sz="0"/>
+          <w:insideV w:val="none" w:color="FFFFFF" w:sz="0"/>
+        </w:tblBorders>
+      </w:tblPr>
+      <w:tblGrid>
+        <w:gridCol w:w="9026"/>
+      </w:tblGrid>
+      <w:tr>
+        <w:tc>
+          <w:tcPr>
+            <w:tcW w:type="dxa" w:w="9026"/>
+            <w:shd w:fill="F4EAD8" w:color="auto" w:val="clear"/>
+            <w:tcMar>
+              <w:top w:type="dxa" w:w="200"/>
+              <w:left w:type="dxa" w:w="240"/>
+              <w:bottom w:type="dxa" w:w="200"/>
+              <w:right w:type="dxa" w:w="240"/>
+            </w:tcMar>
+          </w:tcPr>
+          <w:p>
+            <w:pPr>
+              <w:spacing w:after="100" w:line="288"/>
+            </w:pPr>
+            <w:r>
+              <w:rPr>
+                <w:rFonts w:ascii="Calibri" w:cs="Calibri" w:eastAsia="Calibri" w:hAnsi="Calibri"/>
+                <w:i w:val="false"/>
+                <w:iCs w:val="false"/>
+                <w:color w:val="262626"/>
+                <w:sz w:val="23"/>
+                <w:szCs w:val="23"/>
+              </w:rPr>
+              <w:t xml:space="preserve">Text pe ecran, cadrul 1:</w:t>
+            </w:r>
+          </w:p>
+          <w:p>
+            <w:pPr>
+              <w:spacing w:after="100" w:line="288"/>
+            </w:pPr>
+            <w:r>
+              <w:rPr>
+                <w:rFonts w:ascii="Calibri" w:cs="Calibri" w:eastAsia="Calibri" w:hAnsi="Calibri"/>
+                <w:i w:val="false"/>
+                <w:iCs w:val="false"/>
+                <w:color w:val="262626"/>
+                <w:sz w:val="23"/>
+                <w:szCs w:val="23"/>
+              </w:rPr>
+              <w:t xml:space="preserve">„Șase soiuri, ca să aflați care e al dumneavoastră."</w:t>
+            </w:r>
+          </w:p>
+        </w:tc>
+      </w:tr>
+    </w:tbl>
+    <w:p>
+      <w:pPr>
+        <w:spacing w:after="70" w:before="200"/>
+      </w:pPr>
+      <w:r>
+        <w:rPr>
+          <w:rFonts w:ascii="Calibri" w:cs="Calibri" w:eastAsia="Calibri" w:hAnsi="Calibri"/>
+          <w:b/>
+          <w:bCs/>
+          <w:color w:val="9A7B27"/>
+          <w:spacing w:val="30"/>
+          <w:sz w:val="16"/>
+          <w:szCs w:val="16"/>
+        </w:rPr>
+        <w:t xml:space="preserve">PLAN DE FILMARE</w:t>
+      </w:r>
+    </w:p>
+    <w:p>
+      <w:pPr>
+        <w:spacing w:after="80" w:line="276"/>
+        <w:ind w:left="340" w:hanging="340"/>
+      </w:pPr>
+      <w:r>
+        <w:rPr>
+          <w:rFonts w:ascii="Calibri" w:cs="Calibri" w:eastAsia="Calibri" w:hAnsi="Calibri"/>
+          <w:b/>
+          <w:bCs/>
+          <w:color w:val="9A7B27"/>
+          <w:sz w:val="19"/>
+          <w:szCs w:val="19"/>
+        </w:rPr>
+        <w:t xml:space="preserve">0–3s     </w:t>
+      </w:r>
+      <w:r>
+        <w:rPr>
+          <w:rFonts w:ascii="Calibri" w:cs="Calibri" w:eastAsia="Calibri" w:hAnsi="Calibri"/>
+          <w:color w:val="262626"/>
+          <w:sz w:val="19"/>
+          <w:szCs w:val="19"/>
+        </w:rPr>
+        <w:t xml:space="preserve">Cutia închisă pe masă. Mâinile o deschid. Text pe ecran.</w:t>
+      </w:r>
+    </w:p>
+    <w:p>
+      <w:pPr>
+        <w:spacing w:after="80" w:line="276"/>
+        <w:ind w:left="340" w:hanging="340"/>
+      </w:pPr>
+      <w:r>
+        <w:rPr>
+          <w:rFonts w:ascii="Calibri" w:cs="Calibri" w:eastAsia="Calibri" w:hAnsi="Calibri"/>
+          <w:b/>
+          <w:bCs/>
+          <w:color w:val="9A7B27"/>
+          <w:sz w:val="19"/>
+          <w:szCs w:val="19"/>
+        </w:rPr>
+        <w:t xml:space="preserve">3–15s    </w:t>
+      </w:r>
+      <w:r>
+        <w:rPr>
+          <w:rFonts w:ascii="Calibri" w:cs="Calibri" w:eastAsia="Calibri" w:hAnsi="Calibri"/>
+          <w:color w:val="262626"/>
+          <w:sz w:val="19"/>
+          <w:szCs w:val="19"/>
+        </w:rPr>
+        <w:t xml:space="preserve">Sticlele scoase una câte una, numele fiecărui soi apare pe ecran la scoatere.</w:t>
+      </w:r>
+    </w:p>
+    <w:p>
+      <w:pPr>
+        <w:spacing w:after="80" w:line="276"/>
+        <w:ind w:left="340" w:hanging="340"/>
+      </w:pPr>
+      <w:r>
+        <w:rPr>
+          <w:rFonts w:ascii="Calibri" w:cs="Calibri" w:eastAsia="Calibri" w:hAnsi="Calibri"/>
+          <w:b/>
+          <w:bCs/>
+          <w:color w:val="9A7B27"/>
+          <w:sz w:val="19"/>
+          <w:szCs w:val="19"/>
+        </w:rPr>
+        <w:t xml:space="preserve">15–24s   </w:t>
+      </w:r>
+      <w:r>
+        <w:rPr>
+          <w:rFonts w:ascii="Calibri" w:cs="Calibri" w:eastAsia="Calibri" w:hAnsi="Calibri"/>
+          <w:color w:val="262626"/>
+          <w:sz w:val="19"/>
+          <w:szCs w:val="19"/>
+        </w:rPr>
+        <w:t xml:space="preserve">Fișele de degustare așezate lângă sticle, prim-plan pe una dintre ele.</w:t>
+      </w:r>
+    </w:p>
+    <w:p>
+      <w:pPr>
+        <w:spacing w:after="80" w:line="276"/>
+        <w:ind w:left="340" w:hanging="340"/>
+      </w:pPr>
+      <w:r>
+        <w:rPr>
+          <w:rFonts w:ascii="Calibri" w:cs="Calibri" w:eastAsia="Calibri" w:hAnsi="Calibri"/>
+          <w:b/>
+          <w:bCs/>
+          <w:color w:val="9A7B27"/>
+          <w:sz w:val="19"/>
+          <w:szCs w:val="19"/>
+        </w:rPr>
+        <w:t xml:space="preserve">24–32s   </w:t>
+      </w:r>
+      <w:r>
+        <w:rPr>
+          <w:rFonts w:ascii="Calibri" w:cs="Calibri" w:eastAsia="Calibri" w:hAnsi="Calibri"/>
+          <w:color w:val="262626"/>
+          <w:sz w:val="19"/>
+          <w:szCs w:val="19"/>
+        </w:rPr>
+        <w:t xml:space="preserve">Cadru de sus cu tot pachetul aranjat. Text final: „Link în bio."</w:t>
+      </w:r>
+    </w:p>
+    <w:p>
+      <w:pPr>
+        <w:spacing w:after="70" w:before="200"/>
+      </w:pPr>
+      <w:r>
+        <w:rPr>
+          <w:rFonts w:ascii="Calibri" w:cs="Calibri" w:eastAsia="Calibri" w:hAnsi="Calibri"/>
+          <w:b/>
+          <w:bCs/>
+          <w:color w:val="9A7B27"/>
+          <w:spacing w:val="30"/>
+          <w:sz w:val="16"/>
+          <w:szCs w:val="16"/>
+        </w:rPr>
+        <w:t xml:space="preserve">CE SE SPUNE / TEXT PE ECRAN</w:t>
+      </w:r>
+    </w:p>
+    <w:p>
+      <w:pPr>
+        <w:spacing w:after="90" w:line="276"/>
+        <w:ind w:left="200"/>
+      </w:pPr>
+      <w:r>
+        <w:rPr>
+          <w:rFonts w:ascii="Calibri" w:cs="Calibri" w:eastAsia="Calibri" w:hAnsi="Calibri"/>
+          <w:color w:val="262626"/>
+          <w:sz w:val="20"/>
+          <w:szCs w:val="20"/>
+        </w:rPr>
+        <w:t xml:space="preserve">„Șase soiuri diferite, din game diferite. Câte o fișă pentru fiecare: ce e, la ce temperatură se bea, cu ce merge."</w:t>
+      </w:r>
+    </w:p>
+    <w:p>
+      <w:pPr>
+        <w:spacing w:after="90" w:line="276"/>
+        <w:ind w:left="200"/>
+      </w:pPr>
+      <w:r>
+        <w:rPr>
+          <w:rFonts w:ascii="Calibri" w:cs="Calibri" w:eastAsia="Calibri" w:hAnsi="Calibri"/>
+          <w:color w:val="262626"/>
+          <w:sz w:val="20"/>
+          <w:szCs w:val="20"/>
+        </w:rPr>
+        <w:t xml:space="preserve">„Ideea e simplă: gustați șase, aflați care vă place, iar data viitoare comandați în cunoștință de cauză."</w:t>
+      </w:r>
+    </w:p>
+    <w:p>
+      <w:pPr>
+        <w:spacing w:after="70" w:before="200"/>
+      </w:pPr>
+      <w:r>
+        <w:rPr>
+          <w:rFonts w:ascii="Calibri" w:cs="Calibri" w:eastAsia="Calibri" w:hAnsi="Calibri"/>
+          <w:b/>
+          <w:bCs/>
+          <w:color w:val="9A7B27"/>
+          <w:spacing w:val="30"/>
+          <w:sz w:val="16"/>
+          <w:szCs w:val="16"/>
+        </w:rPr>
+        <w:t xml:space="preserve">DESCRIEREA VIDEO (SE COPIAZĂ)</w:t>
+      </w:r>
+    </w:p>
+    <w:tbl>
+      <w:tblPr>
+        <w:tblW w:type="dxa" w:w="9026"/>
+        <w:tblBorders>
+          <w:top w:val="single" w:color="DED3C8" w:sz="4"/>
+          <w:left w:val="single" w:color="5E1026" w:sz="18"/>
+          <w:bottom w:val="single" w:color="DED3C8" w:sz="4"/>
+          <w:right w:val="single" w:color="DED3C8" w:sz="4"/>
+          <w:insideH w:val="none" w:color="FFFFFF" w:sz="0"/>
+          <w:insideV w:val="none" w:color="FFFFFF" w:sz="0"/>
+        </w:tblBorders>
+      </w:tblPr>
+      <w:tblGrid>
+        <w:gridCol w:w="9026"/>
+      </w:tblGrid>
+      <w:tr>
+        <w:tc>
+          <w:tcPr>
+            <w:tcW w:type="dxa" w:w="9026"/>
+            <w:shd w:fill="FBF7F3" w:color="auto" w:val="clear"/>
+            <w:tcMar>
+              <w:top w:type="dxa" w:w="200"/>
+              <w:left w:type="dxa" w:w="240"/>
+              <w:bottom w:type="dxa" w:w="200"/>
+              <w:right w:type="dxa" w:w="240"/>
+            </w:tcMar>
+          </w:tcPr>
+          <w:p>
+            <w:pPr>
+              <w:spacing w:after="100" w:line="288"/>
+            </w:pPr>
+            <w:r>
+              <w:rPr>
+                <w:rFonts w:ascii="Calibri" w:cs="Calibri" w:eastAsia="Calibri" w:hAnsi="Calibri"/>
+                <w:i w:val="false"/>
+                <w:iCs w:val="false"/>
+                <w:color w:val="262626"/>
+                <w:sz w:val="21"/>
+                <w:szCs w:val="21"/>
+              </w:rPr>
+              <w:t xml:space="preserve">Pachetul de descoperire: șase soiuri, șase fișe, o singură comandă.</w:t>
+            </w:r>
+          </w:p>
+          <w:p>
+            <w:pPr>
+              <w:spacing w:after="0" w:line="288"/>
+            </w:pPr>
+            <w:r>
+              <w:rPr>
+                <w:rFonts w:ascii="Calibri" w:cs="Calibri" w:eastAsia="Calibri" w:hAnsi="Calibri"/>
+                <w:i w:val="false"/>
+                <w:iCs w:val="false"/>
+                <w:color w:val="262626"/>
+                <w:sz w:val="21"/>
+                <w:szCs w:val="21"/>
+              </w:rPr>
+              <w:t xml:space="preserve"> </w:t>
+            </w:r>
+          </w:p>
+          <w:p>
+            <w:pPr>
+              <w:spacing w:after="100" w:line="288"/>
+            </w:pPr>
+            <w:r>
+              <w:rPr>
+                <w:rFonts w:ascii="Calibri" w:cs="Calibri" w:eastAsia="Calibri" w:hAnsi="Calibri"/>
+                <w:i w:val="false"/>
+                <w:iCs w:val="false"/>
+                <w:color w:val="262626"/>
+                <w:sz w:val="21"/>
+                <w:szCs w:val="21"/>
+              </w:rPr>
+              <w:t xml:space="preserve">Detalii și comandă: link în bio.</w:t>
+            </w:r>
+          </w:p>
+          <w:p>
+            <w:pPr>
+              <w:spacing w:after="0" w:line="288"/>
+            </w:pPr>
+            <w:r>
+              <w:rPr>
+                <w:rFonts w:ascii="Calibri" w:cs="Calibri" w:eastAsia="Calibri" w:hAnsi="Calibri"/>
+                <w:i w:val="false"/>
+                <w:iCs w:val="false"/>
+                <w:color w:val="262626"/>
+                <w:sz w:val="21"/>
+                <w:szCs w:val="21"/>
+              </w:rPr>
+              <w:t xml:space="preserve"> </w:t>
+            </w:r>
+          </w:p>
+          <w:p>
+            <w:pPr>
+              <w:spacing w:after="100" w:line="288"/>
+            </w:pPr>
+            <w:r>
+              <w:rPr>
+                <w:rFonts w:ascii="Calibri" w:cs="Calibri" w:eastAsia="Calibri" w:hAnsi="Calibri"/>
+                <w:i w:val="false"/>
+                <w:iCs w:val="false"/>
+                <w:color w:val="262626"/>
+                <w:sz w:val="21"/>
+                <w:szCs w:val="21"/>
+              </w:rPr>
+              <w:t xml:space="preserve">#pachetdegustare #vinromanesc #odobesti #soiuriromanesti</w:t>
+            </w:r>
+          </w:p>
+        </w:tc>
+      </w:tr>
+    </w:tbl>
+    <w:p>
+      <w:pPr>
+        <w:spacing w:after="70" w:before="200"/>
+      </w:pPr>
+      <w:r>
+        <w:rPr>
+          <w:rFonts w:ascii="Calibri" w:cs="Calibri" w:eastAsia="Calibri" w:hAnsi="Calibri"/>
+          <w:b/>
+          <w:bCs/>
+          <w:color w:val="9A7B27"/>
+          <w:spacing w:val="30"/>
+          <w:sz w:val="16"/>
+          <w:szCs w:val="16"/>
+        </w:rPr>
+        <w:t xml:space="preserve">PRODUCȚIE</w:t>
+      </w:r>
+    </w:p>
+    <w:p>
+      <w:pPr>
+        <w:spacing w:after="90" w:line="276"/>
+      </w:pPr>
+      <w:r>
+        <w:rPr>
+          <w:rFonts w:ascii="Calibri" w:cs="Calibri" w:eastAsia="Calibri" w:hAnsi="Calibri"/>
+          <w:b/>
+          <w:bCs/>
+          <w:color w:val="5E1026"/>
+          <w:sz w:val="19"/>
+          <w:szCs w:val="19"/>
+        </w:rPr>
+        <w:t xml:space="preserve">Sunet — </w:t>
+      </w:r>
+      <w:r>
+        <w:rPr>
+          <w:rFonts w:ascii="Calibri" w:cs="Calibri" w:eastAsia="Calibri" w:hAnsi="Calibri"/>
+          <w:color w:val="262626"/>
+          <w:sz w:val="19"/>
+          <w:szCs w:val="19"/>
+        </w:rPr>
+        <w:t xml:space="preserve">Sunet original, cu accent pe sunetul cutiei și al sticlelor. Ritm calm.</w:t>
+      </w:r>
+    </w:p>
+    <w:p>
+      <w:pPr>
+        <w:spacing w:after="90" w:line="276"/>
+      </w:pPr>
+      <w:r>
+        <w:rPr>
+          <w:rFonts w:ascii="Calibri" w:cs="Calibri" w:eastAsia="Calibri" w:hAnsi="Calibri"/>
+          <w:b/>
+          <w:bCs/>
+          <w:color w:val="5E1026"/>
+          <w:sz w:val="19"/>
+          <w:szCs w:val="19"/>
+        </w:rPr>
+        <w:t xml:space="preserve">Îndemn — </w:t>
+      </w:r>
+      <w:r>
+        <w:rPr>
+          <w:rFonts w:ascii="Calibri" w:cs="Calibri" w:eastAsia="Calibri" w:hAnsi="Calibri"/>
+          <w:color w:val="262626"/>
+          <w:sz w:val="19"/>
+          <w:szCs w:val="19"/>
+        </w:rPr>
+        <w:t xml:space="preserve">„Link în bio." Asigurați-vă că linkul duce direct în pagina pachetului, nu pe prima pagină a magazinului.</w:t>
+      </w:r>
+    </w:p>
+    <w:p>
+      <w:pPr>
+        <w:spacing w:after="90" w:line="276"/>
+      </w:pPr>
+      <w:r>
+        <w:rPr>
+          <w:rFonts w:ascii="Calibri" w:cs="Calibri" w:eastAsia="Calibri" w:hAnsi="Calibri"/>
+          <w:b/>
+          <w:bCs/>
+          <w:color w:val="5E1026"/>
+          <w:sz w:val="19"/>
+          <w:szCs w:val="19"/>
+        </w:rPr>
+        <w:t xml:space="preserve">Hashtag-uri — </w:t>
+      </w:r>
+      <w:r>
+        <w:rPr>
+          <w:rFonts w:ascii="Calibri" w:cs="Calibri" w:eastAsia="Calibri" w:hAnsi="Calibri"/>
+          <w:color w:val="262626"/>
+          <w:sz w:val="19"/>
+          <w:szCs w:val="19"/>
+        </w:rPr>
+        <w:t xml:space="preserve">#pachetdegustare #vinromanesc #odobesti #soiuriromanesti #cadou</w:t>
+      </w:r>
+    </w:p>
+    <w:p>
+      <w:pPr>
+        <w:pBdr>
+          <w:left w:val="single" w:color="9A7B27" w:sz="10" w:space="10"/>
+        </w:pBdr>
+        <w:spacing w:after="140" w:before="120" w:line="276"/>
+        <w:ind w:left="200"/>
+      </w:pPr>
+      <w:r>
+        <w:rPr>
+          <w:rFonts w:ascii="Calibri" w:cs="Calibri" w:eastAsia="Calibri" w:hAnsi="Calibri"/>
+          <w:i/>
+          <w:iCs/>
+          <w:color w:val="6E6E6E"/>
+          <w:sz w:val="19"/>
+          <w:szCs w:val="19"/>
+        </w:rPr>
+        <w:t xml:space="preserve">Un singur clip de vânzare la douăsprezece de conținut. Acesta este raportul care ține contul în viață pe TikTok; inversat, contul moare în trei săptămâni.</w:t>
       </w:r>
     </w:p>
     <w:p>
@@ -8358,7 +9079,7 @@
                 <w:sz w:val="18"/>
                 <w:szCs w:val="18"/>
               </w:rPr>
-              <w:t xml:space="preserve">7</w:t>
+              <w:t xml:space="preserve">8</w:t>
             </w:r>
           </w:p>
         </w:tc>
@@ -8503,7 +9224,7 @@
                 <w:sz w:val="18"/>
                 <w:szCs w:val="18"/>
               </w:rPr>
-              <w:t xml:space="preserve">4</w:t>
+              <w:t xml:space="preserve">5</w:t>
             </w:r>
           </w:p>
         </w:tc>
@@ -8793,7 +9514,7 @@
                 <w:sz w:val="18"/>
                 <w:szCs w:val="18"/>
               </w:rPr>
-              <w:t xml:space="preserve">11</w:t>
+              <w:t xml:space="preserve">12</w:t>
             </w:r>
           </w:p>
         </w:tc>
@@ -8938,7 +9659,7 @@
                 <w:sz w:val="18"/>
                 <w:szCs w:val="18"/>
               </w:rPr>
-              <w:t xml:space="preserve">9</w:t>
+              <w:t xml:space="preserve">10</w:t>
             </w:r>
           </w:p>
         </w:tc>
@@ -9083,7 +9804,7 @@
                 <w:sz w:val="18"/>
                 <w:szCs w:val="18"/>
               </w:rPr>
-              <w:t xml:space="preserve">5</w:t>
+              <w:t xml:space="preserve">3</w:t>
             </w:r>
           </w:p>
         </w:tc>
@@ -9111,7 +9832,7 @@
                 <w:sz w:val="18"/>
                 <w:szCs w:val="18"/>
               </w:rPr>
-              <w:t xml:space="preserve">Cum se citește o etichetă</w:t>
+              <w:t xml:space="preserve">Ce stropim, de fapt, pe vie</w:t>
             </w:r>
           </w:p>
         </w:tc>
@@ -9139,7 +9860,7 @@
                 <w:sz w:val="18"/>
                 <w:szCs w:val="18"/>
               </w:rPr>
-              <w:t xml:space="preserve">Educativ</w:t>
+              <w:t xml:space="preserve">Metoda</w:t>
             </w:r>
           </w:p>
         </w:tc>
@@ -9167,7 +9888,7 @@
                 <w:sz w:val="18"/>
                 <w:szCs w:val="18"/>
               </w:rPr>
-              <w:t xml:space="preserve">Accesări bio</w:t>
+              <w:t xml:space="preserve">Credibilitate</w:t>
             </w:r>
           </w:p>
         </w:tc>
@@ -9228,7 +9949,7 @@
                 <w:sz w:val="18"/>
                 <w:szCs w:val="18"/>
               </w:rPr>
-              <w:t xml:space="preserve">8</w:t>
+              <w:t xml:space="preserve">6</w:t>
             </w:r>
           </w:p>
         </w:tc>
@@ -9256,7 +9977,7 @@
                 <w:sz w:val="18"/>
                 <w:szCs w:val="18"/>
               </w:rPr>
-              <w:t xml:space="preserve">Pivnița</w:t>
+              <w:t xml:space="preserve">Cum se citește o etichetă</w:t>
             </w:r>
           </w:p>
         </w:tc>
@@ -9284,7 +10005,7 @@
                 <w:sz w:val="18"/>
                 <w:szCs w:val="18"/>
               </w:rPr>
-              <w:t xml:space="preserve">Atmosferă</w:t>
+              <w:t xml:space="preserve">Educativ</w:t>
             </w:r>
           </w:p>
         </w:tc>
@@ -9312,7 +10033,7 @@
                 <w:sz w:val="18"/>
                 <w:szCs w:val="18"/>
               </w:rPr>
-              <w:t xml:space="preserve">Rezervări</w:t>
+              <w:t xml:space="preserve">Accesări bio</w:t>
             </w:r>
           </w:p>
         </w:tc>
@@ -9373,7 +10094,7 @@
                 <w:sz w:val="18"/>
                 <w:szCs w:val="18"/>
               </w:rPr>
-              <w:t xml:space="preserve">10</w:t>
+              <w:t xml:space="preserve">9</w:t>
             </w:r>
           </w:p>
         </w:tc>
@@ -9401,7 +10122,7 @@
                 <w:sz w:val="18"/>
                 <w:szCs w:val="18"/>
               </w:rPr>
-              <w:t xml:space="preserve">Portret — omul din vie</w:t>
+              <w:t xml:space="preserve">Pivnița</w:t>
             </w:r>
           </w:p>
         </w:tc>
@@ -9429,7 +10150,7 @@
                 <w:sz w:val="18"/>
                 <w:szCs w:val="18"/>
               </w:rPr>
-              <w:t xml:space="preserve">Emoțional</w:t>
+              <w:t xml:space="preserve">Atmosferă</w:t>
             </w:r>
           </w:p>
         </w:tc>
@@ -9457,7 +10178,7 @@
                 <w:sz w:val="18"/>
                 <w:szCs w:val="18"/>
               </w:rPr>
-              <w:t xml:space="preserve">Comunitate</w:t>
+              <w:t xml:space="preserve">Rezervări</w:t>
             </w:r>
           </w:p>
         </w:tc>
@@ -9518,7 +10239,7 @@
                 <w:sz w:val="18"/>
                 <w:szCs w:val="18"/>
               </w:rPr>
-              <w:t xml:space="preserve">6</w:t>
+              <w:t xml:space="preserve">11</w:t>
             </w:r>
           </w:p>
         </w:tc>
@@ -9546,7 +10267,7 @@
                 <w:sz w:val="18"/>
                 <w:szCs w:val="18"/>
               </w:rPr>
-              <w:t xml:space="preserve">Occultus</w:t>
+              <w:t xml:space="preserve">Portret — omul din vie</w:t>
             </w:r>
           </w:p>
         </w:tc>
@@ -9574,7 +10295,7 @@
                 <w:sz w:val="18"/>
                 <w:szCs w:val="18"/>
               </w:rPr>
-              <w:t xml:space="preserve">Premium</w:t>
+              <w:t xml:space="preserve">Emoțional</w:t>
             </w:r>
           </w:p>
         </w:tc>
@@ -9602,7 +10323,7 @@
                 <w:sz w:val="18"/>
                 <w:szCs w:val="18"/>
               </w:rPr>
-              <w:t xml:space="preserve">Percepție preț</w:t>
+              <w:t xml:space="preserve">Comunitate</w:t>
             </w:r>
           </w:p>
         </w:tc>
@@ -9663,7 +10384,7 @@
                 <w:sz w:val="18"/>
                 <w:szCs w:val="18"/>
               </w:rPr>
-              <w:t xml:space="preserve">3</w:t>
+              <w:t xml:space="preserve">7</w:t>
             </w:r>
           </w:p>
         </w:tc>
@@ -9691,7 +10412,7 @@
                 <w:sz w:val="18"/>
                 <w:szCs w:val="18"/>
               </w:rPr>
-              <w:t xml:space="preserve">O zi de cules</w:t>
+              <w:t xml:space="preserve">Occultus</w:t>
             </w:r>
           </w:p>
         </w:tc>
@@ -9719,7 +10440,7 @@
                 <w:sz w:val="18"/>
                 <w:szCs w:val="18"/>
               </w:rPr>
-              <w:t xml:space="preserve">Documentar</w:t>
+              <w:t xml:space="preserve">Premium</w:t>
             </w:r>
           </w:p>
         </w:tc>
@@ -9747,7 +10468,7 @@
                 <w:sz w:val="18"/>
                 <w:szCs w:val="18"/>
               </w:rPr>
-              <w:t xml:space="preserve">Notorietate</w:t>
+              <w:t xml:space="preserve">Percepție preț</w:t>
             </w:r>
           </w:p>
         </w:tc>
@@ -9808,7 +10529,152 @@
                 <w:sz w:val="18"/>
                 <w:szCs w:val="18"/>
               </w:rPr>
-              <w:t xml:space="preserve">12</w:t>
+              <w:t xml:space="preserve">4</w:t>
+            </w:r>
+          </w:p>
+        </w:tc>
+        <w:tc>
+          <w:tcPr>
+            <w:tcW w:type="dxa" w:w="3376"/>
+            <w:shd w:fill="FFFFFF" w:color="auto" w:val="clear"/>
+            <w:tcMar>
+              <w:top w:type="dxa" w:w="100"/>
+              <w:left w:type="dxa" w:w="130"/>
+              <w:bottom w:type="dxa" w:w="100"/>
+              <w:right w:type="dxa" w:w="130"/>
+            </w:tcMar>
+          </w:tcPr>
+          <w:p>
+            <w:pPr>
+              <w:spacing w:after="0" w:line="264"/>
+            </w:pPr>
+            <w:r>
+              <w:rPr>
+                <w:rFonts w:ascii="Calibri" w:cs="Calibri" w:eastAsia="Calibri" w:hAnsi="Calibri"/>
+                <w:b w:val="false"/>
+                <w:bCs w:val="false"/>
+                <w:color w:val="262626"/>
+                <w:sz w:val="18"/>
+                <w:szCs w:val="18"/>
+              </w:rPr>
+              <w:t xml:space="preserve">O zi de cules</w:t>
+            </w:r>
+          </w:p>
+        </w:tc>
+        <w:tc>
+          <w:tcPr>
+            <w:tcW w:type="dxa" w:w="1900"/>
+            <w:shd w:fill="FFFFFF" w:color="auto" w:val="clear"/>
+            <w:tcMar>
+              <w:top w:type="dxa" w:w="100"/>
+              <w:left w:type="dxa" w:w="130"/>
+              <w:bottom w:type="dxa" w:w="100"/>
+              <w:right w:type="dxa" w:w="130"/>
+            </w:tcMar>
+          </w:tcPr>
+          <w:p>
+            <w:pPr>
+              <w:spacing w:after="0" w:line="264"/>
+            </w:pPr>
+            <w:r>
+              <w:rPr>
+                <w:rFonts w:ascii="Calibri" w:cs="Calibri" w:eastAsia="Calibri" w:hAnsi="Calibri"/>
+                <w:b w:val="false"/>
+                <w:bCs w:val="false"/>
+                <w:color w:val="262626"/>
+                <w:sz w:val="18"/>
+                <w:szCs w:val="18"/>
+              </w:rPr>
+              <w:t xml:space="preserve">Documentar</w:t>
+            </w:r>
+          </w:p>
+        </w:tc>
+        <w:tc>
+          <w:tcPr>
+            <w:tcW w:type="dxa" w:w="1800"/>
+            <w:shd w:fill="FFFFFF" w:color="auto" w:val="clear"/>
+            <w:tcMar>
+              <w:top w:type="dxa" w:w="100"/>
+              <w:left w:type="dxa" w:w="130"/>
+              <w:bottom w:type="dxa" w:w="100"/>
+              <w:right w:type="dxa" w:w="130"/>
+            </w:tcMar>
+          </w:tcPr>
+          <w:p>
+            <w:pPr>
+              <w:spacing w:after="0" w:line="264"/>
+            </w:pPr>
+            <w:r>
+              <w:rPr>
+                <w:rFonts w:ascii="Calibri" w:cs="Calibri" w:eastAsia="Calibri" w:hAnsi="Calibri"/>
+                <w:b w:val="false"/>
+                <w:bCs w:val="false"/>
+                <w:color w:val="262626"/>
+                <w:sz w:val="18"/>
+                <w:szCs w:val="18"/>
+              </w:rPr>
+              <w:t xml:space="preserve">Notorietate</w:t>
+            </w:r>
+          </w:p>
+        </w:tc>
+      </w:tr>
+      <w:tr>
+        <w:trPr>
+          <w:tblHeader w:val="false"/>
+        </w:trPr>
+        <w:tc>
+          <w:tcPr>
+            <w:tcW w:type="dxa" w:w="1150"/>
+            <w:shd w:fill="FFFFFF" w:color="auto" w:val="clear"/>
+            <w:tcMar>
+              <w:top w:type="dxa" w:w="100"/>
+              <w:left w:type="dxa" w:w="130"/>
+              <w:bottom w:type="dxa" w:w="100"/>
+              <w:right w:type="dxa" w:w="130"/>
+            </w:tcMar>
+          </w:tcPr>
+          <w:p>
+            <w:pPr>
+              <w:spacing w:after="0" w:line="264"/>
+            </w:pPr>
+            <w:r>
+              <w:rPr>
+                <w:rFonts w:ascii="Calibri" w:cs="Calibri" w:eastAsia="Calibri" w:hAnsi="Calibri"/>
+                <w:b w:val="false"/>
+                <w:bCs w:val="false"/>
+                <w:color w:val="262626"/>
+                <w:sz w:val="18"/>
+                <w:szCs w:val="18"/>
+              </w:rPr>
+              <w:t xml:space="preserve">S5 · Luni</w:t>
+            </w:r>
+          </w:p>
+        </w:tc>
+        <w:tc>
+          <w:tcPr>
+            <w:tcW w:type="dxa" w:w="800"/>
+            <w:shd w:fill="FFFFFF" w:color="auto" w:val="clear"/>
+            <w:tcMar>
+              <w:top w:type="dxa" w:w="100"/>
+              <w:left w:type="dxa" w:w="130"/>
+              <w:bottom w:type="dxa" w:w="100"/>
+              <w:right w:type="dxa" w:w="130"/>
+            </w:tcMar>
+          </w:tcPr>
+          <w:p>
+            <w:pPr>
+              <w:spacing w:after="0" w:line="264"/>
+            </w:pPr>
+            <w:r>
+              <w:rPr>
+                <w:rFonts w:ascii="Calibri" w:cs="Calibri" w:eastAsia="Calibri" w:hAnsi="Calibri"/>
+                <w:b w:val="false"/>
+                <w:bCs w:val="false"/>
+                <w:color w:val="262626"/>
+                <w:sz w:val="18"/>
+                <w:szCs w:val="18"/>
+              </w:rPr>
+              <w:t xml:space="preserve">13</w:t>
             </w:r>
           </w:p>
         </w:tc>
